--- a/1. Software y Hardware/1.1 Inicio/1.1.2 SRICA_002_000 - Acta de Constitución del Proyecto.docx
+++ b/1. Software y Hardware/1.1 Inicio/1.1.2 SRICA_002_000 - Acta de Constitución del Proyecto.docx
@@ -1,6 +1,6 @@
 
 <file path=word/document.xml><?xml version="1.0" encoding="utf-8"?>
-<w:document xmlns:wpc="http://schemas.microsoft.com/office/word/2010/wordprocessingCanvas" xmlns:cx="http://schemas.microsoft.com/office/drawing/2014/chartex" xmlns:cx1="http://schemas.microsoft.com/office/drawing/2015/9/8/chartex" xmlns:cx2="http://schemas.microsoft.com/office/drawing/2015/10/21/chartex" xmlns:cx3="http://schemas.microsoft.com/office/drawing/2016/5/9/chartex" xmlns:cx4="http://schemas.microsoft.com/office/drawing/2016/5/10/chartex" xmlns:cx5="http://schemas.microsoft.com/office/drawing/2016/5/11/chartex" xmlns:cx6="http://schemas.microsoft.com/office/drawing/2016/5/12/chartex" xmlns:cx7="http://schemas.microsoft.com/office/drawing/2016/5/13/chartex" xmlns:cx8="http://schemas.microsoft.com/office/drawing/2016/5/14/chartex" xmlns:mc="http://schemas.openxmlformats.org/markup-compatibility/2006" xmlns:aink="http://schemas.microsoft.com/office/drawing/2016/ink" xmlns:am3d="http://schemas.microsoft.com/office/drawing/2017/model3d" xmlns:o="urn:schemas-microsoft-com:office:office" xmlns:r="http://schemas.openxmlformats.org/officeDocument/2006/relationships" xmlns:m="http://schemas.openxmlformats.org/officeDocument/2006/math" xmlns:v="urn:schemas-microsoft-com:vml" xmlns:wp14="http://schemas.microsoft.com/office/word/2010/wordprocessingDrawing" xmlns:wp="http://schemas.openxmlformats.org/drawingml/2006/wordprocessingDrawing" xmlns:w10="urn:schemas-microsoft-com:office:word" xmlns:w="http://schemas.openxmlformats.org/wordprocessingml/2006/main" xmlns:w14="http://schemas.microsoft.com/office/word/2010/wordml" xmlns:w15="http://schemas.microsoft.com/office/word/2012/wordml" xmlns:w16cex="http://schemas.microsoft.com/office/word/2018/wordml/cex" xmlns:w16cid="http://schemas.microsoft.com/office/word/2016/wordml/cid" xmlns:w16="http://schemas.microsoft.com/office/word/2018/wordml" xmlns:w16se="http://schemas.microsoft.com/office/word/2015/wordml/symex" xmlns:wpg="http://schemas.microsoft.com/office/word/2010/wordprocessingGroup" xmlns:wpi="http://schemas.microsoft.com/office/word/2010/wordprocessingInk" xmlns:wne="http://schemas.microsoft.com/office/word/2006/wordml" xmlns:wps="http://schemas.microsoft.com/office/word/2010/wordprocessingShape" mc:Ignorable="w14 w15 w16se w16cid w16 w16cex wp14">
+<w:document xmlns:wpc="http://schemas.microsoft.com/office/word/2010/wordprocessingCanvas" xmlns:cx="http://schemas.microsoft.com/office/drawing/2014/chartex" xmlns:cx1="http://schemas.microsoft.com/office/drawing/2015/9/8/chartex" xmlns:cx2="http://schemas.microsoft.com/office/drawing/2015/10/21/chartex" xmlns:cx3="http://schemas.microsoft.com/office/drawing/2016/5/9/chartex" xmlns:cx4="http://schemas.microsoft.com/office/drawing/2016/5/10/chartex" xmlns:cx5="http://schemas.microsoft.com/office/drawing/2016/5/11/chartex" xmlns:cx6="http://schemas.microsoft.com/office/drawing/2016/5/12/chartex" xmlns:cx7="http://schemas.microsoft.com/office/drawing/2016/5/13/chartex" xmlns:cx8="http://schemas.microsoft.com/office/drawing/2016/5/14/chartex" xmlns:mc="http://schemas.openxmlformats.org/markup-compatibility/2006" xmlns:aink="http://schemas.microsoft.com/office/drawing/2016/ink" xmlns:am3d="http://schemas.microsoft.com/office/drawing/2017/model3d" xmlns:o="urn:schemas-microsoft-com:office:office" xmlns:r="http://schemas.openxmlformats.org/officeDocument/2006/relationships" xmlns:m="http://schemas.openxmlformats.org/officeDocument/2006/math" xmlns:v="urn:schemas-microsoft-com:vml" xmlns:wp14="http://schemas.microsoft.com/office/word/2010/wordprocessingDrawing" xmlns:wp="http://schemas.openxmlformats.org/drawingml/2006/wordprocessingDrawing" xmlns:w10="urn:schemas-microsoft-com:office:word" xmlns:w="http://schemas.openxmlformats.org/wordprocessingml/2006/main" xmlns:w14="http://schemas.microsoft.com/office/word/2010/wordml" xmlns:w15="http://schemas.microsoft.com/office/word/2012/wordml" xmlns:w16cex="http://schemas.microsoft.com/office/word/2018/wordml/cex" xmlns:w16cid="http://schemas.microsoft.com/office/word/2016/wordml/cid" xmlns:w16="http://schemas.microsoft.com/office/word/2018/wordml" xmlns:w16sdtdh="http://schemas.microsoft.com/office/word/2020/wordml/sdtdatahash" xmlns:w16se="http://schemas.microsoft.com/office/word/2015/wordml/symex" xmlns:wpg="http://schemas.microsoft.com/office/word/2010/wordprocessingGroup" xmlns:wpi="http://schemas.microsoft.com/office/word/2010/wordprocessingInk" xmlns:wne="http://schemas.microsoft.com/office/word/2006/wordml" xmlns:wps="http://schemas.microsoft.com/office/word/2010/wordprocessingShape" mc:Ignorable="w14 w15 w16se w16cid w16 w16cex w16sdtdh wp14">
   <w:body>
     <w:p>
       <w:pPr>
@@ -187,7 +187,25 @@
           <w:sz w:val="32"/>
           <w:szCs w:val="32"/>
         </w:rPr>
-        <w:t>Uso de Sistema de Reconocimiento de Iris basado en Deep Learning para la identificación humana en el control de acceso al área de Tesorería del Gobierno Regional de Tacna – Tacna 2020</w:t>
+        <w:t xml:space="preserve">Uso de Sistema de Reconocimiento de Iris basado en Deep </w:t>
+      </w:r>
+      <w:proofErr w:type="spellStart"/>
+      <w:r>
+        <w:rPr>
+          <w:rFonts w:ascii="Arial" w:hAnsi="Arial" w:cs="Arial"/>
+          <w:sz w:val="32"/>
+          <w:szCs w:val="32"/>
+        </w:rPr>
+        <w:t>Learning</w:t>
+      </w:r>
+      <w:proofErr w:type="spellEnd"/>
+      <w:r>
+        <w:rPr>
+          <w:rFonts w:ascii="Arial" w:hAnsi="Arial" w:cs="Arial"/>
+          <w:sz w:val="32"/>
+          <w:szCs w:val="32"/>
+        </w:rPr>
+        <w:t xml:space="preserve"> para la identificación humana en el control de acceso al área de Tesorería del Gobierno Regional de Tacna – Tacna 2020</w:t>
       </w:r>
       <w:r>
         <w:rPr>
@@ -647,7 +665,21 @@
               <w:rPr>
                 <w:rFonts w:ascii="Arial" w:hAnsi="Arial" w:cs="Arial"/>
               </w:rPr>
-              <w:t>Uso de Sistema de Reconocimiento de Iris basado en Deep Learning para la identificación humana en el control de acceso al área de Tesorería del Gobierno Regional de Tacna – Tacna 2020.</w:t>
+              <w:t xml:space="preserve">Uso de Sistema de Reconocimiento de Iris basado en Deep </w:t>
+            </w:r>
+            <w:proofErr w:type="spellStart"/>
+            <w:r>
+              <w:rPr>
+                <w:rFonts w:ascii="Arial" w:hAnsi="Arial" w:cs="Arial"/>
+              </w:rPr>
+              <w:t>Learning</w:t>
+            </w:r>
+            <w:proofErr w:type="spellEnd"/>
+            <w:r>
+              <w:rPr>
+                <w:rFonts w:ascii="Arial" w:hAnsi="Arial" w:cs="Arial"/>
+              </w:rPr>
+              <w:t xml:space="preserve"> para la identificación humana en el control de acceso al área de Tesorería del Gobierno Regional de Tacna – Tacna 2020.</w:t>
             </w:r>
           </w:p>
         </w:tc>
@@ -846,7 +878,35 @@
               <w:rPr>
                 <w:rFonts w:ascii="Arial" w:hAnsi="Arial" w:cs="Arial"/>
               </w:rPr>
-              <w:t>e inteligencia artificial (deep learning)</w:t>
+              <w:t>e inteligencia artificial (</w:t>
+            </w:r>
+            <w:proofErr w:type="spellStart"/>
+            <w:r>
+              <w:rPr>
+                <w:rFonts w:ascii="Arial" w:hAnsi="Arial" w:cs="Arial"/>
+              </w:rPr>
+              <w:t>deep</w:t>
+            </w:r>
+            <w:proofErr w:type="spellEnd"/>
+            <w:r>
+              <w:rPr>
+                <w:rFonts w:ascii="Arial" w:hAnsi="Arial" w:cs="Arial"/>
+              </w:rPr>
+              <w:t xml:space="preserve"> </w:t>
+            </w:r>
+            <w:proofErr w:type="spellStart"/>
+            <w:r>
+              <w:rPr>
+                <w:rFonts w:ascii="Arial" w:hAnsi="Arial" w:cs="Arial"/>
+              </w:rPr>
+              <w:t>learning</w:t>
+            </w:r>
+            <w:proofErr w:type="spellEnd"/>
+            <w:r>
+              <w:rPr>
+                <w:rFonts w:ascii="Arial" w:hAnsi="Arial" w:cs="Arial"/>
+              </w:rPr>
+              <w:t>)</w:t>
             </w:r>
             <w:r>
               <w:rPr>
@@ -958,7 +1018,21 @@
               <w:rPr>
                 <w:rFonts w:ascii="Arial" w:hAnsi="Arial" w:cs="Arial"/>
               </w:rPr>
-              <w:t>Determinar el nivel de seguridad para el proceso de identificación humana en el control de acceso al área de Tesorería del Gobierno Regional de Tacna con la implementación de un Sistema de Reconocimiento de Iris basado en Deep Learning – Tacna 2020.</w:t>
+              <w:t xml:space="preserve">Determinar el nivel de seguridad para el proceso de identificación humana en el control de acceso al área de Tesorería del Gobierno Regional de Tacna con la implementación de un Sistema de Reconocimiento de Iris basado en Deep </w:t>
+            </w:r>
+            <w:proofErr w:type="spellStart"/>
+            <w:r>
+              <w:rPr>
+                <w:rFonts w:ascii="Arial" w:hAnsi="Arial" w:cs="Arial"/>
+              </w:rPr>
+              <w:t>Learning</w:t>
+            </w:r>
+            <w:proofErr w:type="spellEnd"/>
+            <w:r>
+              <w:rPr>
+                <w:rFonts w:ascii="Arial" w:hAnsi="Arial" w:cs="Arial"/>
+              </w:rPr>
+              <w:t xml:space="preserve"> – Tacna 2020.</w:t>
             </w:r>
           </w:p>
         </w:tc>
@@ -986,7 +1060,21 @@
               <w:rPr>
                 <w:rFonts w:ascii="Arial" w:hAnsi="Arial" w:cs="Arial"/>
               </w:rPr>
-              <w:t>Determinar el nivel de seguridad en la identificación del personal durante el control de acceso al área de Tesorería del Gobierno Regional de Tacna con la implementación de un Sistema de Reconocimiento de Iris basado en Deep Learning.</w:t>
+              <w:t xml:space="preserve">Determinar el nivel de seguridad en la identificación del personal durante el control de acceso al área de Tesorería del Gobierno Regional de Tacna con la implementación de un Sistema de Reconocimiento de Iris basado en Deep </w:t>
+            </w:r>
+            <w:proofErr w:type="spellStart"/>
+            <w:r>
+              <w:rPr>
+                <w:rFonts w:ascii="Arial" w:hAnsi="Arial" w:cs="Arial"/>
+              </w:rPr>
+              <w:t>Learning</w:t>
+            </w:r>
+            <w:proofErr w:type="spellEnd"/>
+            <w:r>
+              <w:rPr>
+                <w:rFonts w:ascii="Arial" w:hAnsi="Arial" w:cs="Arial"/>
+              </w:rPr>
+              <w:t>.</w:t>
             </w:r>
           </w:p>
         </w:tc>
@@ -1063,8 +1151,16 @@
                 <w:rFonts w:ascii="Arial" w:hAnsi="Arial" w:cs="Arial"/>
               </w:rPr>
               <w:lastRenderedPageBreak/>
-              <w:t>Reconocimiento de Iris basado en Deep Learning</w:t>
-            </w:r>
+              <w:t xml:space="preserve">Reconocimiento de Iris basado en Deep </w:t>
+            </w:r>
+            <w:proofErr w:type="spellStart"/>
+            <w:r>
+              <w:rPr>
+                <w:rFonts w:ascii="Arial" w:hAnsi="Arial" w:cs="Arial"/>
+              </w:rPr>
+              <w:t>Learning</w:t>
+            </w:r>
+            <w:proofErr w:type="spellEnd"/>
             <w:r>
               <w:rPr>
                 <w:rFonts w:ascii="Arial" w:hAnsi="Arial" w:cs="Arial"/>
@@ -1139,8 +1235,16 @@
               <w:rPr>
                 <w:rFonts w:ascii="Arial" w:hAnsi="Arial" w:cs="Arial"/>
               </w:rPr>
-              <w:t xml:space="preserve"> en la autorización del acceso del personal autenticado durante el control de acceso al área de Tesorería del Gobierno Regional de Tacna con la implementación de un Sistema de Reconocimiento de Iris basado en Deep Learning</w:t>
-            </w:r>
+              <w:t xml:space="preserve"> en la autorización del acceso del personal autenticado durante el control de acceso al área de Tesorería del Gobierno Regional de Tacna con la implementación de un Sistema de Reconocimiento de Iris basado en Deep </w:t>
+            </w:r>
+            <w:proofErr w:type="spellStart"/>
+            <w:r>
+              <w:rPr>
+                <w:rFonts w:ascii="Arial" w:hAnsi="Arial" w:cs="Arial"/>
+              </w:rPr>
+              <w:t>Learning</w:t>
+            </w:r>
+            <w:proofErr w:type="spellEnd"/>
             <w:r>
               <w:rPr>
                 <w:rFonts w:ascii="Arial" w:hAnsi="Arial" w:cs="Arial"/>
@@ -1215,8 +1319,16 @@
               <w:rPr>
                 <w:rFonts w:ascii="Arial" w:hAnsi="Arial" w:cs="Arial"/>
               </w:rPr>
-              <w:t xml:space="preserve"> en el registro de trazabilidad de accesos del personal durante el control de acceso al área de Tesorería del Gobierno Regional de Tacna con la implementación de un Sistema de Reconocimiento de Iris basado en Deep Learning</w:t>
-            </w:r>
+              <w:t xml:space="preserve"> en el registro de trazabilidad de accesos del personal durante el control de acceso al área de Tesorería del Gobierno Regional de Tacna con la implementación de un Sistema de Reconocimiento de Iris basado en Deep </w:t>
+            </w:r>
+            <w:proofErr w:type="spellStart"/>
+            <w:r>
+              <w:rPr>
+                <w:rFonts w:ascii="Arial" w:hAnsi="Arial" w:cs="Arial"/>
+              </w:rPr>
+              <w:t>Learning</w:t>
+            </w:r>
+            <w:proofErr w:type="spellEnd"/>
             <w:r>
               <w:rPr>
                 <w:rFonts w:ascii="Arial" w:hAnsi="Arial" w:cs="Arial"/>
@@ -1272,7 +1384,35 @@
               <w:rPr>
                 <w:rFonts w:ascii="Arial" w:hAnsi="Arial" w:cs="Arial"/>
               </w:rPr>
-              <w:t xml:space="preserve">El sistema de reconocimiento de iris basado en deep learning estará enfocado </w:t>
+              <w:t xml:space="preserve">El sistema de reconocimiento de iris basado en </w:t>
+            </w:r>
+            <w:proofErr w:type="spellStart"/>
+            <w:r>
+              <w:rPr>
+                <w:rFonts w:ascii="Arial" w:hAnsi="Arial" w:cs="Arial"/>
+              </w:rPr>
+              <w:t>deep</w:t>
+            </w:r>
+            <w:proofErr w:type="spellEnd"/>
+            <w:r>
+              <w:rPr>
+                <w:rFonts w:ascii="Arial" w:hAnsi="Arial" w:cs="Arial"/>
+              </w:rPr>
+              <w:t xml:space="preserve"> </w:t>
+            </w:r>
+            <w:proofErr w:type="spellStart"/>
+            <w:r>
+              <w:rPr>
+                <w:rFonts w:ascii="Arial" w:hAnsi="Arial" w:cs="Arial"/>
+              </w:rPr>
+              <w:t>learning</w:t>
+            </w:r>
+            <w:proofErr w:type="spellEnd"/>
+            <w:r>
+              <w:rPr>
+                <w:rFonts w:ascii="Arial" w:hAnsi="Arial" w:cs="Arial"/>
+              </w:rPr>
+              <w:t xml:space="preserve"> estará enfocado </w:t>
             </w:r>
             <w:r>
               <w:rPr>
@@ -1431,7 +1571,35 @@
               <w:rPr>
                 <w:rFonts w:ascii="Arial" w:hAnsi="Arial" w:cs="Arial"/>
               </w:rPr>
-              <w:t xml:space="preserve">El sistema de reconocimiento de iris basado en deep learning </w:t>
+              <w:t xml:space="preserve">El sistema de reconocimiento de iris basado en </w:t>
+            </w:r>
+            <w:proofErr w:type="spellStart"/>
+            <w:r>
+              <w:rPr>
+                <w:rFonts w:ascii="Arial" w:hAnsi="Arial" w:cs="Arial"/>
+              </w:rPr>
+              <w:t>deep</w:t>
+            </w:r>
+            <w:proofErr w:type="spellEnd"/>
+            <w:r>
+              <w:rPr>
+                <w:rFonts w:ascii="Arial" w:hAnsi="Arial" w:cs="Arial"/>
+              </w:rPr>
+              <w:t xml:space="preserve"> </w:t>
+            </w:r>
+            <w:proofErr w:type="spellStart"/>
+            <w:r>
+              <w:rPr>
+                <w:rFonts w:ascii="Arial" w:hAnsi="Arial" w:cs="Arial"/>
+              </w:rPr>
+              <w:t>learning</w:t>
+            </w:r>
+            <w:proofErr w:type="spellEnd"/>
+            <w:r>
+              <w:rPr>
+                <w:rFonts w:ascii="Arial" w:hAnsi="Arial" w:cs="Arial"/>
+              </w:rPr>
+              <w:t xml:space="preserve"> </w:t>
             </w:r>
             <w:r>
               <w:rPr>
@@ -2471,7 +2639,21 @@
               <w:rPr>
                 <w:rFonts w:ascii="Arial" w:hAnsi="Arial" w:cs="Arial"/>
               </w:rPr>
-              <w:t>La inactivación de un área no permitirá el flujo de acceso del personal asignado al área. Así mismo, cualquier relación de información con algun área inactiva</w:t>
+              <w:t xml:space="preserve">La inactivación de un área no permitirá el flujo de acceso del personal asignado al área. Así mismo, cualquier relación de información con </w:t>
+            </w:r>
+            <w:proofErr w:type="spellStart"/>
+            <w:r>
+              <w:rPr>
+                <w:rFonts w:ascii="Arial" w:hAnsi="Arial" w:cs="Arial"/>
+              </w:rPr>
+              <w:t>algun</w:t>
+            </w:r>
+            <w:proofErr w:type="spellEnd"/>
+            <w:r>
+              <w:rPr>
+                <w:rFonts w:ascii="Arial" w:hAnsi="Arial" w:cs="Arial"/>
+              </w:rPr>
+              <w:t xml:space="preserve"> área inactiva</w:t>
             </w:r>
             <w:r>
               <w:rPr>
@@ -3422,42 +3604,6 @@
               </w:rPr>
               <w:t>o.</w:t>
             </w:r>
-            <w:r>
-              <w:rPr>
-                <w:rFonts w:ascii="Arial" w:hAnsi="Arial" w:cs="Arial"/>
-              </w:rPr>
-              <w:t xml:space="preserve"> Cuando el equipo biométrico es</w:t>
-            </w:r>
-            <w:r>
-              <w:rPr>
-                <w:rFonts w:ascii="Arial" w:hAnsi="Arial" w:cs="Arial"/>
-              </w:rPr>
-              <w:t>tá</w:t>
-            </w:r>
-            <w:r>
-              <w:rPr>
-                <w:rFonts w:ascii="Arial" w:hAnsi="Arial" w:cs="Arial"/>
-              </w:rPr>
-              <w:t xml:space="preserve"> ocupado, éste emite una señal (</w:t>
-            </w:r>
-            <w:r>
-              <w:rPr>
-                <w:rFonts w:ascii="Arial" w:hAnsi="Arial" w:cs="Arial"/>
-              </w:rPr>
-              <w:t>luz) indicando</w:t>
-            </w:r>
-            <w:r>
-              <w:rPr>
-                <w:rFonts w:ascii="Arial" w:hAnsi="Arial" w:cs="Arial"/>
-              </w:rPr>
-              <w:t xml:space="preserve"> que no se encuentra disponible por el momento.</w:t>
-            </w:r>
-            <w:r>
-              <w:rPr>
-                <w:rFonts w:ascii="Arial" w:hAnsi="Arial" w:cs="Arial"/>
-              </w:rPr>
-              <w:t xml:space="preserve"> Si el usuario termina de manipular el equipo, éste vuelve a su estado de espera de reconocimiento de personal.</w:t>
-            </w:r>
           </w:p>
           <w:p>
             <w:pPr>
@@ -3696,8 +3842,16 @@
               <w:rPr>
                 <w:rFonts w:ascii="Arial" w:hAnsi="Arial" w:cs="Arial"/>
               </w:rPr>
-              <w:t xml:space="preserve"> (desde un excel</w:t>
-            </w:r>
+              <w:t xml:space="preserve"> (desde un </w:t>
+            </w:r>
+            <w:proofErr w:type="spellStart"/>
+            <w:r>
+              <w:rPr>
+                <w:rFonts w:ascii="Arial" w:hAnsi="Arial" w:cs="Arial"/>
+              </w:rPr>
+              <w:t>excel</w:t>
+            </w:r>
+            <w:proofErr w:type="spellEnd"/>
             <w:r>
               <w:rPr>
                 <w:rFonts w:ascii="Arial" w:hAnsi="Arial" w:cs="Arial"/>
@@ -3742,50 +3896,56 @@
               <w:rPr>
                 <w:rFonts w:ascii="Arial" w:hAnsi="Arial" w:cs="Arial"/>
               </w:rPr>
+              <w:t xml:space="preserve">El usuario administrador y/o </w:t>
+            </w:r>
+            <w:r>
+              <w:rPr>
+                <w:rFonts w:ascii="Arial" w:hAnsi="Arial" w:cs="Arial"/>
+              </w:rPr>
+              <w:t>usuario básico</w:t>
+            </w:r>
+            <w:r>
+              <w:rPr>
+                <w:rFonts w:ascii="Arial" w:hAnsi="Arial" w:cs="Arial"/>
+              </w:rPr>
+              <w:t xml:space="preserve"> pueden filtrar el listado de los trabajadores por: nombre y apellidos, </w:t>
+            </w:r>
+            <w:r>
+              <w:rPr>
+                <w:rFonts w:ascii="Arial" w:hAnsi="Arial" w:cs="Arial"/>
+              </w:rPr>
+              <w:t xml:space="preserve">DNI, </w:t>
+            </w:r>
+            <w:r>
+              <w:rPr>
+                <w:rFonts w:ascii="Arial" w:hAnsi="Arial" w:cs="Arial"/>
+              </w:rPr>
+              <w:t>sede</w:t>
+            </w:r>
+            <w:r>
+              <w:rPr>
+                <w:rFonts w:ascii="Arial" w:hAnsi="Arial" w:cs="Arial"/>
+              </w:rPr>
+              <w:t xml:space="preserve"> (se permite listar registros donde la sede ha sido inactivada)</w:t>
+            </w:r>
+            <w:r>
+              <w:rPr>
+                <w:rFonts w:ascii="Arial" w:hAnsi="Arial" w:cs="Arial"/>
+              </w:rPr>
+              <w:t>, área</w:t>
+            </w:r>
+            <w:r>
+              <w:rPr>
+                <w:rFonts w:ascii="Arial" w:hAnsi="Arial" w:cs="Arial"/>
+              </w:rPr>
+              <w:t xml:space="preserve"> (se permite listar registros donde el </w:t>
+            </w:r>
+            <w:r>
+              <w:rPr>
+                <w:rFonts w:ascii="Arial" w:hAnsi="Arial" w:cs="Arial"/>
+              </w:rPr>
               <w:lastRenderedPageBreak/>
-              <w:t xml:space="preserve">El usuario administrador y/o </w:t>
-            </w:r>
-            <w:r>
-              <w:rPr>
-                <w:rFonts w:ascii="Arial" w:hAnsi="Arial" w:cs="Arial"/>
-              </w:rPr>
-              <w:t>usuario básico</w:t>
-            </w:r>
-            <w:r>
-              <w:rPr>
-                <w:rFonts w:ascii="Arial" w:hAnsi="Arial" w:cs="Arial"/>
-              </w:rPr>
-              <w:t xml:space="preserve"> pueden filtrar el listado de los trabajadores por: nombre y apellidos, </w:t>
-            </w:r>
-            <w:r>
-              <w:rPr>
-                <w:rFonts w:ascii="Arial" w:hAnsi="Arial" w:cs="Arial"/>
-              </w:rPr>
-              <w:t xml:space="preserve">DNI, </w:t>
-            </w:r>
-            <w:r>
-              <w:rPr>
-                <w:rFonts w:ascii="Arial" w:hAnsi="Arial" w:cs="Arial"/>
-              </w:rPr>
-              <w:t>sede</w:t>
-            </w:r>
-            <w:r>
-              <w:rPr>
-                <w:rFonts w:ascii="Arial" w:hAnsi="Arial" w:cs="Arial"/>
-              </w:rPr>
-              <w:t xml:space="preserve"> (se permite listar registros donde la sede ha sido inactivada)</w:t>
-            </w:r>
-            <w:r>
-              <w:rPr>
-                <w:rFonts w:ascii="Arial" w:hAnsi="Arial" w:cs="Arial"/>
-              </w:rPr>
-              <w:t>, área</w:t>
-            </w:r>
-            <w:r>
-              <w:rPr>
-                <w:rFonts w:ascii="Arial" w:hAnsi="Arial" w:cs="Arial"/>
-              </w:rPr>
-              <w:t xml:space="preserve"> (se permite listar registros donde el área ha sido inactivada)</w:t>
+              <w:t>área ha sido inactivada)</w:t>
             </w:r>
             <w:r>
               <w:rPr>
@@ -3943,13 +4103,19 @@
               <w:rPr>
                 <w:rFonts w:ascii="Arial" w:hAnsi="Arial" w:cs="Arial"/>
               </w:rPr>
+              <w:t>5</w:t>
+            </w:r>
+            <w:r>
+              <w:rPr>
+                <w:rFonts w:ascii="Arial" w:hAnsi="Arial" w:cs="Arial"/>
+              </w:rPr>
               <w:t>~</w:t>
             </w:r>
             <w:r>
               <w:rPr>
                 <w:rFonts w:ascii="Arial" w:hAnsi="Arial" w:cs="Arial"/>
               </w:rPr>
-              <w:t>10</w:t>
+              <w:t>8</w:t>
             </w:r>
             <w:r>
               <w:rPr>
@@ -4087,13 +4253,19 @@
               <w:rPr>
                 <w:rFonts w:ascii="Arial" w:hAnsi="Arial" w:cs="Arial"/>
               </w:rPr>
-              <w:t xml:space="preserve">, azul </w:t>
-            </w:r>
-            <w:r>
-              <w:rPr>
-                <w:rFonts w:ascii="Arial" w:hAnsi="Arial" w:cs="Arial"/>
-              </w:rPr>
-              <w:t>(ocupado), en espera</w:t>
+              <w:t>)</w:t>
+            </w:r>
+            <w:r>
+              <w:rPr>
+                <w:rFonts w:ascii="Arial" w:hAnsi="Arial" w:cs="Arial"/>
+              </w:rPr>
+              <w:t xml:space="preserve">, </w:t>
+            </w:r>
+            <w:r>
+              <w:rPr>
+                <w:rFonts w:ascii="Arial" w:hAnsi="Arial" w:cs="Arial"/>
+              </w:rPr>
+              <w:t>en espera</w:t>
             </w:r>
             <w:r>
               <w:rPr>
@@ -4419,193 +4591,187 @@
               <w:rPr>
                 <w:rFonts w:ascii="Arial" w:hAnsi="Arial" w:cs="Arial"/>
               </w:rPr>
-              <w:t xml:space="preserve">l </w:t>
+              <w:t>l resultado de la acción</w:t>
+            </w:r>
+            <w:r>
+              <w:rPr>
+                <w:rFonts w:ascii="Arial" w:hAnsi="Arial" w:cs="Arial"/>
+              </w:rPr>
+              <w:t>,</w:t>
+            </w:r>
+            <w:r>
+              <w:rPr>
+                <w:rFonts w:ascii="Arial" w:hAnsi="Arial" w:cs="Arial"/>
+              </w:rPr>
+              <w:t xml:space="preserve"> valor trazado (el </w:t>
+            </w:r>
+            <w:r>
+              <w:rPr>
+                <w:rFonts w:ascii="Arial" w:hAnsi="Arial" w:cs="Arial"/>
+              </w:rPr>
+              <w:t>valor anterior</w:t>
+            </w:r>
+            <w:r>
+              <w:rPr>
+                <w:rFonts w:ascii="Arial" w:hAnsi="Arial" w:cs="Arial"/>
+              </w:rPr>
+              <w:t xml:space="preserve"> se compara con el valor actual</w:t>
+            </w:r>
+            <w:r>
+              <w:rPr>
+                <w:rFonts w:ascii="Arial" w:hAnsi="Arial" w:cs="Arial"/>
+              </w:rPr>
+              <w:t xml:space="preserve"> para comprobar los valores cambiados</w:t>
+            </w:r>
+            <w:r>
+              <w:rPr>
+                <w:rFonts w:ascii="Arial" w:hAnsi="Arial" w:cs="Arial"/>
+              </w:rPr>
+              <w:t>)</w:t>
+            </w:r>
+            <w:r>
+              <w:rPr>
+                <w:rFonts w:ascii="Arial" w:hAnsi="Arial" w:cs="Arial"/>
+              </w:rPr>
+              <w:t>, fecha de acción</w:t>
+            </w:r>
+            <w:r>
+              <w:rPr>
+                <w:rFonts w:ascii="Arial" w:hAnsi="Arial" w:cs="Arial"/>
+              </w:rPr>
+              <w:t>.</w:t>
+            </w:r>
+            <w:r>
+              <w:rPr>
+                <w:rFonts w:ascii="Arial" w:hAnsi="Arial" w:cs="Arial"/>
+              </w:rPr>
+              <w:t xml:space="preserve"> L</w:t>
+            </w:r>
+            <w:r>
+              <w:rPr>
+                <w:rFonts w:ascii="Arial" w:hAnsi="Arial" w:cs="Arial"/>
+              </w:rPr>
+              <w:t xml:space="preserve">as </w:t>
+            </w:r>
+            <w:r>
+              <w:rPr>
+                <w:rFonts w:ascii="Arial" w:hAnsi="Arial" w:cs="Arial"/>
+              </w:rPr>
+              <w:t xml:space="preserve">acciones </w:t>
+            </w:r>
+            <w:r>
+              <w:rPr>
+                <w:rFonts w:ascii="Arial" w:hAnsi="Arial" w:cs="Arial"/>
+              </w:rPr>
+              <w:t>pueden ser</w:t>
+            </w:r>
+            <w:r>
+              <w:rPr>
+                <w:rFonts w:ascii="Arial" w:hAnsi="Arial" w:cs="Arial"/>
+              </w:rPr>
+              <w:t xml:space="preserve">: </w:t>
+            </w:r>
+            <w:r>
+              <w:rPr>
+                <w:rFonts w:ascii="Arial" w:hAnsi="Arial" w:cs="Arial"/>
+              </w:rPr>
+              <w:t>obtención</w:t>
+            </w:r>
+            <w:r>
+              <w:rPr>
+                <w:rFonts w:ascii="Arial" w:hAnsi="Arial" w:cs="Arial"/>
+              </w:rPr>
+              <w:t xml:space="preserve"> de datos, </w:t>
+            </w:r>
+            <w:r>
+              <w:rPr>
+                <w:rFonts w:ascii="Arial" w:hAnsi="Arial" w:cs="Arial"/>
+              </w:rPr>
+              <w:t>registro</w:t>
+            </w:r>
+            <w:r>
+              <w:rPr>
+                <w:rFonts w:ascii="Arial" w:hAnsi="Arial" w:cs="Arial"/>
+              </w:rPr>
+              <w:t xml:space="preserve"> de datos</w:t>
+            </w:r>
+            <w:r>
+              <w:rPr>
+                <w:rFonts w:ascii="Arial" w:hAnsi="Arial" w:cs="Arial"/>
+              </w:rPr>
+              <w:t>,</w:t>
+            </w:r>
+            <w:r>
+              <w:rPr>
+                <w:rFonts w:ascii="Arial" w:hAnsi="Arial" w:cs="Arial"/>
+              </w:rPr>
+              <w:t xml:space="preserve"> registro masivo de datos,</w:t>
+            </w:r>
+            <w:r>
+              <w:rPr>
+                <w:rFonts w:ascii="Arial" w:hAnsi="Arial" w:cs="Arial"/>
+              </w:rPr>
+              <w:t xml:space="preserve"> modificación</w:t>
+            </w:r>
+            <w:r>
+              <w:rPr>
+                <w:rFonts w:ascii="Arial" w:hAnsi="Arial" w:cs="Arial"/>
+              </w:rPr>
+              <w:t xml:space="preserve"> de datos</w:t>
+            </w:r>
+            <w:r>
+              <w:rPr>
+                <w:rFonts w:ascii="Arial" w:hAnsi="Arial" w:cs="Arial"/>
+              </w:rPr>
+              <w:t>,</w:t>
+            </w:r>
+            <w:r>
+              <w:rPr>
+                <w:rFonts w:ascii="Arial" w:hAnsi="Arial" w:cs="Arial"/>
+              </w:rPr>
+              <w:t xml:space="preserve"> </w:t>
+            </w:r>
+            <w:r>
+              <w:rPr>
+                <w:rFonts w:ascii="Arial" w:hAnsi="Arial" w:cs="Arial"/>
+              </w:rPr>
+              <w:t>activación</w:t>
+            </w:r>
+            <w:r>
+              <w:rPr>
+                <w:rFonts w:ascii="Arial" w:hAnsi="Arial" w:cs="Arial"/>
+              </w:rPr>
+              <w:t xml:space="preserve"> de registros</w:t>
+            </w:r>
+            <w:r>
+              <w:rPr>
+                <w:rFonts w:ascii="Arial" w:hAnsi="Arial" w:cs="Arial"/>
+              </w:rPr>
+              <w:t>, inactivación</w:t>
+            </w:r>
+            <w:r>
+              <w:rPr>
+                <w:rFonts w:ascii="Arial" w:hAnsi="Arial" w:cs="Arial"/>
+              </w:rPr>
+              <w:t xml:space="preserve"> de registros</w:t>
+            </w:r>
+            <w:r>
+              <w:rPr>
+                <w:rFonts w:ascii="Arial" w:hAnsi="Arial" w:cs="Arial"/>
+              </w:rPr>
+              <w:t>,</w:t>
+            </w:r>
+            <w:r>
+              <w:rPr>
+                <w:rFonts w:ascii="Arial" w:hAnsi="Arial" w:cs="Arial"/>
+              </w:rPr>
+              <w:t xml:space="preserve"> </w:t>
             </w:r>
             <w:r>
               <w:rPr>
                 <w:rFonts w:ascii="Arial" w:hAnsi="Arial" w:cs="Arial"/>
               </w:rPr>
               <w:lastRenderedPageBreak/>
-              <w:t>resultado de la acción</w:t>
-            </w:r>
-            <w:r>
-              <w:rPr>
-                <w:rFonts w:ascii="Arial" w:hAnsi="Arial" w:cs="Arial"/>
-              </w:rPr>
-              <w:t>,</w:t>
-            </w:r>
-            <w:r>
-              <w:rPr>
-                <w:rFonts w:ascii="Arial" w:hAnsi="Arial" w:cs="Arial"/>
-              </w:rPr>
-              <w:t xml:space="preserve"> valor trazado (el </w:t>
-            </w:r>
-            <w:r>
-              <w:rPr>
-                <w:rFonts w:ascii="Arial" w:hAnsi="Arial" w:cs="Arial"/>
-              </w:rPr>
-              <w:t>valor anterior</w:t>
-            </w:r>
-            <w:r>
-              <w:rPr>
-                <w:rFonts w:ascii="Arial" w:hAnsi="Arial" w:cs="Arial"/>
-              </w:rPr>
-              <w:t xml:space="preserve"> se compara con el valor actual</w:t>
-            </w:r>
-            <w:r>
-              <w:rPr>
-                <w:rFonts w:ascii="Arial" w:hAnsi="Arial" w:cs="Arial"/>
-              </w:rPr>
-              <w:t xml:space="preserve"> para comprobar los valores cambiados</w:t>
-            </w:r>
-            <w:r>
-              <w:rPr>
-                <w:rFonts w:ascii="Arial" w:hAnsi="Arial" w:cs="Arial"/>
-              </w:rPr>
-              <w:t>)</w:t>
-            </w:r>
-            <w:r>
-              <w:rPr>
-                <w:rFonts w:ascii="Arial" w:hAnsi="Arial" w:cs="Arial"/>
-              </w:rPr>
-              <w:t>, fecha de acción</w:t>
-            </w:r>
-            <w:r>
-              <w:rPr>
-                <w:rFonts w:ascii="Arial" w:hAnsi="Arial" w:cs="Arial"/>
-              </w:rPr>
-              <w:t>.</w:t>
-            </w:r>
-            <w:r>
-              <w:rPr>
-                <w:rFonts w:ascii="Arial" w:hAnsi="Arial" w:cs="Arial"/>
-              </w:rPr>
-              <w:t xml:space="preserve"> L</w:t>
-            </w:r>
-            <w:r>
-              <w:rPr>
-                <w:rFonts w:ascii="Arial" w:hAnsi="Arial" w:cs="Arial"/>
-              </w:rPr>
-              <w:t xml:space="preserve">as </w:t>
-            </w:r>
-            <w:r>
-              <w:rPr>
-                <w:rFonts w:ascii="Arial" w:hAnsi="Arial" w:cs="Arial"/>
-              </w:rPr>
-              <w:t xml:space="preserve">acciones </w:t>
-            </w:r>
-            <w:r>
-              <w:rPr>
-                <w:rFonts w:ascii="Arial" w:hAnsi="Arial" w:cs="Arial"/>
-              </w:rPr>
-              <w:t>pueden ser</w:t>
-            </w:r>
-            <w:r>
-              <w:rPr>
-                <w:rFonts w:ascii="Arial" w:hAnsi="Arial" w:cs="Arial"/>
-              </w:rPr>
-              <w:t xml:space="preserve">: </w:t>
-            </w:r>
-            <w:r>
-              <w:rPr>
-                <w:rFonts w:ascii="Arial" w:hAnsi="Arial" w:cs="Arial"/>
-              </w:rPr>
-              <w:t>obtención</w:t>
-            </w:r>
-            <w:r>
-              <w:rPr>
-                <w:rFonts w:ascii="Arial" w:hAnsi="Arial" w:cs="Arial"/>
-              </w:rPr>
-              <w:t xml:space="preserve"> de datos, </w:t>
-            </w:r>
-            <w:r>
-              <w:rPr>
-                <w:rFonts w:ascii="Arial" w:hAnsi="Arial" w:cs="Arial"/>
-              </w:rPr>
-              <w:t>registro</w:t>
-            </w:r>
-            <w:r>
-              <w:rPr>
-                <w:rFonts w:ascii="Arial" w:hAnsi="Arial" w:cs="Arial"/>
-              </w:rPr>
-              <w:t xml:space="preserve"> de datos</w:t>
-            </w:r>
-            <w:r>
-              <w:rPr>
-                <w:rFonts w:ascii="Arial" w:hAnsi="Arial" w:cs="Arial"/>
-              </w:rPr>
-              <w:t>,</w:t>
-            </w:r>
-            <w:r>
-              <w:rPr>
-                <w:rFonts w:ascii="Arial" w:hAnsi="Arial" w:cs="Arial"/>
-              </w:rPr>
-              <w:t xml:space="preserve"> registro masivo de datos,</w:t>
-            </w:r>
-            <w:r>
-              <w:rPr>
-                <w:rFonts w:ascii="Arial" w:hAnsi="Arial" w:cs="Arial"/>
-              </w:rPr>
-              <w:t xml:space="preserve"> modificación</w:t>
-            </w:r>
-            <w:r>
-              <w:rPr>
-                <w:rFonts w:ascii="Arial" w:hAnsi="Arial" w:cs="Arial"/>
-              </w:rPr>
-              <w:t xml:space="preserve"> de datos</w:t>
-            </w:r>
-            <w:r>
-              <w:rPr>
-                <w:rFonts w:ascii="Arial" w:hAnsi="Arial" w:cs="Arial"/>
-              </w:rPr>
-              <w:t>,</w:t>
-            </w:r>
-            <w:r>
-              <w:rPr>
-                <w:rFonts w:ascii="Arial" w:hAnsi="Arial" w:cs="Arial"/>
-              </w:rPr>
-              <w:t xml:space="preserve"> </w:t>
-            </w:r>
-            <w:r>
-              <w:rPr>
-                <w:rFonts w:ascii="Arial" w:hAnsi="Arial" w:cs="Arial"/>
-              </w:rPr>
-              <w:t>activación</w:t>
-            </w:r>
-            <w:r>
-              <w:rPr>
-                <w:rFonts w:ascii="Arial" w:hAnsi="Arial" w:cs="Arial"/>
-              </w:rPr>
-              <w:t xml:space="preserve"> de registros</w:t>
-            </w:r>
-            <w:r>
-              <w:rPr>
-                <w:rFonts w:ascii="Arial" w:hAnsi="Arial" w:cs="Arial"/>
-              </w:rPr>
-              <w:t>, inactivación</w:t>
-            </w:r>
-            <w:r>
-              <w:rPr>
-                <w:rFonts w:ascii="Arial" w:hAnsi="Arial" w:cs="Arial"/>
-              </w:rPr>
-              <w:t xml:space="preserve"> de registros</w:t>
-            </w:r>
-            <w:r>
-              <w:rPr>
-                <w:rFonts w:ascii="Arial" w:hAnsi="Arial" w:cs="Arial"/>
-              </w:rPr>
-              <w:t>,</w:t>
-            </w:r>
-            <w:r>
-              <w:rPr>
-                <w:rFonts w:ascii="Arial" w:hAnsi="Arial" w:cs="Arial"/>
-              </w:rPr>
-              <w:t xml:space="preserve"> </w:t>
-            </w:r>
-            <w:r>
-              <w:rPr>
-                <w:rFonts w:ascii="Arial" w:hAnsi="Arial" w:cs="Arial"/>
-              </w:rPr>
               <w:t xml:space="preserve">asignación de servidor de configuración, </w:t>
             </w:r>
             <w:r>
@@ -5228,7 +5394,21 @@
               <w:rPr>
                 <w:rFonts w:ascii="Arial" w:hAnsi="Arial" w:cs="Arial"/>
               </w:rPr>
-              <w:t xml:space="preserve"> (dashboard)</w:t>
+              <w:t xml:space="preserve"> (</w:t>
+            </w:r>
+            <w:proofErr w:type="spellStart"/>
+            <w:r>
+              <w:rPr>
+                <w:rFonts w:ascii="Arial" w:hAnsi="Arial" w:cs="Arial"/>
+              </w:rPr>
+              <w:t>dashboard</w:t>
+            </w:r>
+            <w:proofErr w:type="spellEnd"/>
+            <w:r>
+              <w:rPr>
+                <w:rFonts w:ascii="Arial" w:hAnsi="Arial" w:cs="Arial"/>
+              </w:rPr>
+              <w:t>)</w:t>
             </w:r>
             <w:r>
               <w:rPr>
@@ -5408,194 +5588,208 @@
               <w:rPr>
                 <w:rFonts w:ascii="Arial" w:hAnsi="Arial" w:cs="Arial"/>
               </w:rPr>
+              <w:t xml:space="preserve"> meses</w:t>
+            </w:r>
+            <w:r>
+              <w:rPr>
+                <w:rFonts w:ascii="Arial" w:hAnsi="Arial" w:cs="Arial"/>
+              </w:rPr>
+              <w:t xml:space="preserve"> (si el usuario </w:t>
+            </w:r>
+            <w:r>
+              <w:rPr>
+                <w:rFonts w:ascii="Arial" w:hAnsi="Arial" w:cs="Arial"/>
+              </w:rPr>
+              <w:t>hace clic</w:t>
+            </w:r>
+            <w:r>
+              <w:rPr>
+                <w:rFonts w:ascii="Arial" w:hAnsi="Arial" w:cs="Arial"/>
+              </w:rPr>
+              <w:t xml:space="preserve"> sobre el trabajador, se visualiza el top </w:t>
+            </w:r>
+            <w:r>
+              <w:rPr>
+                <w:rFonts w:ascii="Arial" w:hAnsi="Arial" w:cs="Arial"/>
+              </w:rPr>
+              <w:t>10</w:t>
+            </w:r>
+            <w:r>
+              <w:rPr>
+                <w:rFonts w:ascii="Arial" w:hAnsi="Arial" w:cs="Arial"/>
+              </w:rPr>
+              <w:t xml:space="preserve"> de sede</w:t>
+            </w:r>
+            <w:r>
+              <w:rPr>
+                <w:rFonts w:ascii="Arial" w:hAnsi="Arial" w:cs="Arial"/>
+              </w:rPr>
+              <w:t>s</w:t>
+            </w:r>
+            <w:r>
+              <w:rPr>
+                <w:rFonts w:ascii="Arial" w:hAnsi="Arial" w:cs="Arial"/>
+              </w:rPr>
+              <w:t xml:space="preserve"> – áreas </w:t>
+            </w:r>
+            <w:r>
+              <w:rPr>
+                <w:rFonts w:ascii="Arial" w:hAnsi="Arial" w:cs="Arial"/>
+              </w:rPr>
+              <w:t>accedidas por el trabajador</w:t>
+            </w:r>
+            <w:r>
+              <w:rPr>
+                <w:rFonts w:ascii="Arial" w:hAnsi="Arial" w:cs="Arial"/>
+              </w:rPr>
+              <w:t xml:space="preserve"> y la cantidad de accesos</w:t>
+            </w:r>
+            <w:r>
+              <w:rPr>
+                <w:rFonts w:ascii="Arial" w:hAnsi="Arial" w:cs="Arial"/>
+              </w:rPr>
+              <w:t xml:space="preserve"> en los últimos 6 meses</w:t>
+            </w:r>
+            <w:r>
+              <w:rPr>
+                <w:rFonts w:ascii="Arial" w:hAnsi="Arial" w:cs="Arial"/>
+              </w:rPr>
+              <w:t>)</w:t>
+            </w:r>
+            <w:r>
+              <w:rPr>
+                <w:rFonts w:ascii="Arial" w:hAnsi="Arial" w:cs="Arial"/>
+              </w:rPr>
+              <w:t>;</w:t>
+            </w:r>
+            <w:r>
+              <w:rPr>
+                <w:rFonts w:ascii="Arial" w:hAnsi="Arial" w:cs="Arial"/>
+              </w:rPr>
+              <w:t xml:space="preserve"> gráfico circular de</w:t>
+            </w:r>
+            <w:r>
+              <w:rPr>
+                <w:rFonts w:ascii="Arial" w:hAnsi="Arial" w:cs="Arial"/>
+              </w:rPr>
+              <w:t xml:space="preserve">l top </w:t>
+            </w:r>
+            <w:r>
+              <w:rPr>
+                <w:rFonts w:ascii="Arial" w:hAnsi="Arial" w:cs="Arial"/>
+              </w:rPr>
+              <w:t>10</w:t>
+            </w:r>
+            <w:r>
+              <w:rPr>
+                <w:rFonts w:ascii="Arial" w:hAnsi="Arial" w:cs="Arial"/>
+              </w:rPr>
+              <w:t xml:space="preserve"> de las áreas de cualquier sede más </w:t>
+            </w:r>
+            <w:r>
+              <w:rPr>
+                <w:rFonts w:ascii="Arial" w:hAnsi="Arial" w:cs="Arial"/>
+              </w:rPr>
+              <w:t>accedidas por los trabajadores</w:t>
+            </w:r>
+            <w:r>
+              <w:rPr>
+                <w:rFonts w:ascii="Arial" w:hAnsi="Arial" w:cs="Arial"/>
+              </w:rPr>
+              <w:t xml:space="preserve">, de los últimos </w:t>
+            </w:r>
+            <w:r>
+              <w:rPr>
+                <w:rFonts w:ascii="Arial" w:hAnsi="Arial" w:cs="Arial"/>
+              </w:rPr>
+              <w:t>6</w:t>
+            </w:r>
+            <w:r>
+              <w:rPr>
+                <w:rFonts w:ascii="Arial" w:hAnsi="Arial" w:cs="Arial"/>
+              </w:rPr>
+              <w:t xml:space="preserve"> meses</w:t>
+            </w:r>
+            <w:r>
+              <w:rPr>
+                <w:rFonts w:ascii="Arial" w:hAnsi="Arial" w:cs="Arial"/>
+              </w:rPr>
+              <w:t xml:space="preserve"> (si el usuario </w:t>
+            </w:r>
+            <w:r>
+              <w:rPr>
+                <w:rFonts w:ascii="Arial" w:hAnsi="Arial" w:cs="Arial"/>
+              </w:rPr>
+              <w:t xml:space="preserve">hace </w:t>
+            </w:r>
+            <w:r>
+              <w:rPr>
+                <w:rFonts w:ascii="Arial" w:hAnsi="Arial" w:cs="Arial"/>
+              </w:rPr>
+              <w:lastRenderedPageBreak/>
+              <w:t>clic</w:t>
+            </w:r>
+            <w:r>
+              <w:rPr>
+                <w:rFonts w:ascii="Arial" w:hAnsi="Arial" w:cs="Arial"/>
+              </w:rPr>
+              <w:t xml:space="preserve"> sobre el área, se visualiza el top </w:t>
+            </w:r>
+            <w:r>
+              <w:rPr>
+                <w:rFonts w:ascii="Arial" w:hAnsi="Arial" w:cs="Arial"/>
+              </w:rPr>
+              <w:t>10</w:t>
+            </w:r>
+            <w:r>
+              <w:rPr>
+                <w:rFonts w:ascii="Arial" w:hAnsi="Arial" w:cs="Arial"/>
+              </w:rPr>
+              <w:t xml:space="preserve"> de trabajadores que más accedieron a tal área</w:t>
+            </w:r>
+            <w:r>
+              <w:rPr>
+                <w:rFonts w:ascii="Arial" w:hAnsi="Arial" w:cs="Arial"/>
+              </w:rPr>
+              <w:t xml:space="preserve"> en los últimos 6 meses</w:t>
+            </w:r>
+            <w:r>
+              <w:rPr>
+                <w:rFonts w:ascii="Arial" w:hAnsi="Arial" w:cs="Arial"/>
+              </w:rPr>
+              <w:t>)</w:t>
+            </w:r>
+            <w:r>
+              <w:rPr>
+                <w:rFonts w:ascii="Arial" w:hAnsi="Arial" w:cs="Arial"/>
+              </w:rPr>
+              <w:t>.</w:t>
+            </w:r>
+            <w:r>
+              <w:rPr>
+                <w:rFonts w:ascii="Arial" w:hAnsi="Arial" w:cs="Arial"/>
+              </w:rPr>
               <w:t xml:space="preserve"> </w:t>
             </w:r>
             <w:r>
               <w:rPr>
                 <w:rFonts w:ascii="Arial" w:hAnsi="Arial" w:cs="Arial"/>
               </w:rPr>
-              <w:lastRenderedPageBreak/>
-              <w:t>meses</w:t>
-            </w:r>
-            <w:r>
-              <w:rPr>
-                <w:rFonts w:ascii="Arial" w:hAnsi="Arial" w:cs="Arial"/>
-              </w:rPr>
-              <w:t xml:space="preserve"> (si el usuario </w:t>
-            </w:r>
-            <w:r>
-              <w:rPr>
-                <w:rFonts w:ascii="Arial" w:hAnsi="Arial" w:cs="Arial"/>
-              </w:rPr>
-              <w:t>hace clic</w:t>
-            </w:r>
-            <w:r>
-              <w:rPr>
-                <w:rFonts w:ascii="Arial" w:hAnsi="Arial" w:cs="Arial"/>
-              </w:rPr>
-              <w:t xml:space="preserve"> sobre el trabajador, se visualiza el top </w:t>
-            </w:r>
-            <w:r>
-              <w:rPr>
-                <w:rFonts w:ascii="Arial" w:hAnsi="Arial" w:cs="Arial"/>
-              </w:rPr>
-              <w:t>10</w:t>
-            </w:r>
-            <w:r>
-              <w:rPr>
-                <w:rFonts w:ascii="Arial" w:hAnsi="Arial" w:cs="Arial"/>
-              </w:rPr>
-              <w:t xml:space="preserve"> de sede</w:t>
-            </w:r>
-            <w:r>
-              <w:rPr>
-                <w:rFonts w:ascii="Arial" w:hAnsi="Arial" w:cs="Arial"/>
-              </w:rPr>
-              <w:t>s</w:t>
-            </w:r>
-            <w:r>
-              <w:rPr>
-                <w:rFonts w:ascii="Arial" w:hAnsi="Arial" w:cs="Arial"/>
-              </w:rPr>
-              <w:t xml:space="preserve"> – áreas </w:t>
-            </w:r>
-            <w:r>
-              <w:rPr>
-                <w:rFonts w:ascii="Arial" w:hAnsi="Arial" w:cs="Arial"/>
-              </w:rPr>
-              <w:t>accedidas por el trabajador</w:t>
-            </w:r>
-            <w:r>
-              <w:rPr>
-                <w:rFonts w:ascii="Arial" w:hAnsi="Arial" w:cs="Arial"/>
-              </w:rPr>
-              <w:t xml:space="preserve"> y la cantidad de accesos</w:t>
-            </w:r>
-            <w:r>
-              <w:rPr>
-                <w:rFonts w:ascii="Arial" w:hAnsi="Arial" w:cs="Arial"/>
-              </w:rPr>
-              <w:t xml:space="preserve"> en los últimos 6 meses</w:t>
-            </w:r>
-            <w:r>
-              <w:rPr>
-                <w:rFonts w:ascii="Arial" w:hAnsi="Arial" w:cs="Arial"/>
-              </w:rPr>
-              <w:t>)</w:t>
-            </w:r>
-            <w:r>
-              <w:rPr>
-                <w:rFonts w:ascii="Arial" w:hAnsi="Arial" w:cs="Arial"/>
-              </w:rPr>
-              <w:t>;</w:t>
-            </w:r>
-            <w:r>
-              <w:rPr>
-                <w:rFonts w:ascii="Arial" w:hAnsi="Arial" w:cs="Arial"/>
-              </w:rPr>
-              <w:t xml:space="preserve"> gráfico circular de</w:t>
-            </w:r>
-            <w:r>
-              <w:rPr>
-                <w:rFonts w:ascii="Arial" w:hAnsi="Arial" w:cs="Arial"/>
-              </w:rPr>
-              <w:t xml:space="preserve">l top </w:t>
-            </w:r>
-            <w:r>
-              <w:rPr>
-                <w:rFonts w:ascii="Arial" w:hAnsi="Arial" w:cs="Arial"/>
-              </w:rPr>
-              <w:t>10</w:t>
-            </w:r>
-            <w:r>
-              <w:rPr>
-                <w:rFonts w:ascii="Arial" w:hAnsi="Arial" w:cs="Arial"/>
-              </w:rPr>
-              <w:t xml:space="preserve"> de las áreas de cualquier sede más </w:t>
-            </w:r>
-            <w:r>
-              <w:rPr>
-                <w:rFonts w:ascii="Arial" w:hAnsi="Arial" w:cs="Arial"/>
-              </w:rPr>
-              <w:t>accedidas por los trabajadores</w:t>
-            </w:r>
-            <w:r>
-              <w:rPr>
-                <w:rFonts w:ascii="Arial" w:hAnsi="Arial" w:cs="Arial"/>
-              </w:rPr>
-              <w:t xml:space="preserve">, de los últimos </w:t>
-            </w:r>
-            <w:r>
-              <w:rPr>
-                <w:rFonts w:ascii="Arial" w:hAnsi="Arial" w:cs="Arial"/>
-              </w:rPr>
-              <w:t>6</w:t>
-            </w:r>
-            <w:r>
-              <w:rPr>
-                <w:rFonts w:ascii="Arial" w:hAnsi="Arial" w:cs="Arial"/>
-              </w:rPr>
-              <w:t xml:space="preserve"> meses</w:t>
-            </w:r>
-            <w:r>
-              <w:rPr>
-                <w:rFonts w:ascii="Arial" w:hAnsi="Arial" w:cs="Arial"/>
-              </w:rPr>
-              <w:t xml:space="preserve"> (si el usuario </w:t>
-            </w:r>
-            <w:r>
-              <w:rPr>
-                <w:rFonts w:ascii="Arial" w:hAnsi="Arial" w:cs="Arial"/>
-              </w:rPr>
-              <w:t>hace clic</w:t>
-            </w:r>
-            <w:r>
-              <w:rPr>
-                <w:rFonts w:ascii="Arial" w:hAnsi="Arial" w:cs="Arial"/>
-              </w:rPr>
-              <w:t xml:space="preserve"> sobre el área, se visualiza el top </w:t>
-            </w:r>
-            <w:r>
-              <w:rPr>
-                <w:rFonts w:ascii="Arial" w:hAnsi="Arial" w:cs="Arial"/>
-              </w:rPr>
-              <w:t>10</w:t>
-            </w:r>
-            <w:r>
-              <w:rPr>
-                <w:rFonts w:ascii="Arial" w:hAnsi="Arial" w:cs="Arial"/>
-              </w:rPr>
-              <w:t xml:space="preserve"> de trabajadores que más accedieron a tal área</w:t>
-            </w:r>
-            <w:r>
-              <w:rPr>
-                <w:rFonts w:ascii="Arial" w:hAnsi="Arial" w:cs="Arial"/>
-              </w:rPr>
-              <w:t xml:space="preserve"> en los últimos 6 meses</w:t>
-            </w:r>
-            <w:r>
-              <w:rPr>
-                <w:rFonts w:ascii="Arial" w:hAnsi="Arial" w:cs="Arial"/>
-              </w:rPr>
-              <w:t>)</w:t>
-            </w:r>
-            <w:r>
-              <w:rPr>
-                <w:rFonts w:ascii="Arial" w:hAnsi="Arial" w:cs="Arial"/>
-              </w:rPr>
-              <w:t>.</w:t>
-            </w:r>
-            <w:r>
-              <w:rPr>
-                <w:rFonts w:ascii="Arial" w:hAnsi="Arial" w:cs="Arial"/>
-              </w:rPr>
-              <w:t xml:space="preserve"> </w:t>
-            </w:r>
-            <w:r>
-              <w:rPr>
-                <w:rFonts w:ascii="Arial" w:hAnsi="Arial" w:cs="Arial"/>
-              </w:rPr>
-              <w:t>Los registros y listados de la información presentada en el dashboard, todos son mostrados en estado activo.</w:t>
+              <w:t xml:space="preserve">Los registros y listados de la información presentada en el </w:t>
+            </w:r>
+            <w:proofErr w:type="spellStart"/>
+            <w:r>
+              <w:rPr>
+                <w:rFonts w:ascii="Arial" w:hAnsi="Arial" w:cs="Arial"/>
+              </w:rPr>
+              <w:t>dashboard</w:t>
+            </w:r>
+            <w:proofErr w:type="spellEnd"/>
+            <w:r>
+              <w:rPr>
+                <w:rFonts w:ascii="Arial" w:hAnsi="Arial" w:cs="Arial"/>
+              </w:rPr>
+              <w:t>, todos son mostrados en estado activo.</w:t>
             </w:r>
           </w:p>
           <w:p>
@@ -5948,7 +6142,6 @@
               <w:rPr>
                 <w:rFonts w:ascii="Arial" w:hAnsi="Arial" w:cs="Arial"/>
               </w:rPr>
-              <w:lastRenderedPageBreak/>
               <w:t xml:space="preserve">El sistema </w:t>
             </w:r>
             <w:r>
@@ -6029,6 +6222,7 @@
               <w:rPr>
                 <w:rFonts w:ascii="Arial" w:hAnsi="Arial" w:cs="Arial"/>
               </w:rPr>
+              <w:lastRenderedPageBreak/>
               <w:t xml:space="preserve">El </w:t>
             </w:r>
             <w:r>
@@ -6393,72 +6587,16 @@
             </w:pPr>
             <w:r>
               <w:rPr>
-                <w:rFonts w:ascii="Arial" w:hAnsi="Arial" w:cs="Arial"/>
-              </w:rPr>
-              <w:t xml:space="preserve">La metodología aplicada en el proyecto </w:t>
-            </w:r>
-            <w:r>
-              <w:rPr>
-                <w:rFonts w:ascii="Arial" w:hAnsi="Arial" w:cs="Arial"/>
-              </w:rPr>
-              <w:t>propuesto</w:t>
-            </w:r>
-            <w:r>
-              <w:rPr>
-                <w:rFonts w:ascii="Arial" w:hAnsi="Arial" w:cs="Arial"/>
-              </w:rPr>
-              <w:t xml:space="preserve"> </w:t>
-            </w:r>
-            <w:r>
-              <w:rPr>
-                <w:rFonts w:ascii="Arial" w:hAnsi="Arial" w:cs="Arial"/>
-              </w:rPr>
-              <w:t>es</w:t>
-            </w:r>
-            <w:r>
-              <w:rPr>
-                <w:rFonts w:ascii="Arial" w:hAnsi="Arial" w:cs="Arial"/>
-              </w:rPr>
-              <w:t xml:space="preserve"> </w:t>
-            </w:r>
-            <w:r>
-              <w:rPr>
-                <w:rFonts w:ascii="Arial" w:hAnsi="Arial" w:cs="Arial"/>
-              </w:rPr>
-              <w:t xml:space="preserve">la </w:t>
-            </w:r>
-            <w:r>
-              <w:rPr>
-                <w:rFonts w:ascii="Arial" w:hAnsi="Arial" w:cs="Arial"/>
-              </w:rPr>
-              <w:t>metodología tradicional denominada: RUP (Proceso Unificado Racional)</w:t>
-            </w:r>
-            <w:r>
-              <w:rPr>
-                <w:rFonts w:ascii="Arial" w:hAnsi="Arial" w:cs="Arial"/>
-              </w:rPr>
-              <w:t>.</w:t>
-            </w:r>
-          </w:p>
-          <w:p>
-            <w:pPr>
-              <w:spacing w:line="360" w:lineRule="auto"/>
-              <w:rPr>
-                <w:rFonts w:ascii="Arial" w:hAnsi="Arial" w:cs="Arial"/>
-              </w:rPr>
-            </w:pPr>
-            <w:r>
-              <w:rPr>
                 <w:noProof/>
               </w:rPr>
               <w:drawing>
-                <wp:anchor distT="0" distB="0" distL="114300" distR="114300" simplePos="0" relativeHeight="251658240" behindDoc="0" locked="0" layoutInCell="1" allowOverlap="1" wp14:anchorId="6C2B9BCD" wp14:editId="3CD53C9C">
+                <wp:anchor distT="0" distB="0" distL="114300" distR="114300" simplePos="0" relativeHeight="251658240" behindDoc="0" locked="0" layoutInCell="1" allowOverlap="1" wp14:anchorId="6C2B9BCD" wp14:editId="0D08971C">
                   <wp:simplePos x="0" y="0"/>
                   <wp:positionH relativeFrom="column">
-                    <wp:posOffset>1164590</wp:posOffset>
+                    <wp:posOffset>1170940</wp:posOffset>
                   </wp:positionH>
                   <wp:positionV relativeFrom="paragraph">
-                    <wp:posOffset>127000</wp:posOffset>
+                    <wp:posOffset>551815</wp:posOffset>
                   </wp:positionV>
                   <wp:extent cx="2733675" cy="2328545"/>
                   <wp:effectExtent l="0" t="0" r="9525" b="0"/>
@@ -6515,6 +6653,54 @@
                 </wp:anchor>
               </w:drawing>
             </w:r>
+            <w:r>
+              <w:rPr>
+                <w:rFonts w:ascii="Arial" w:hAnsi="Arial" w:cs="Arial"/>
+              </w:rPr>
+              <w:t xml:space="preserve">La metodología aplicada en el proyecto </w:t>
+            </w:r>
+            <w:r>
+              <w:rPr>
+                <w:rFonts w:ascii="Arial" w:hAnsi="Arial" w:cs="Arial"/>
+              </w:rPr>
+              <w:t>propuesto</w:t>
+            </w:r>
+            <w:r>
+              <w:rPr>
+                <w:rFonts w:ascii="Arial" w:hAnsi="Arial" w:cs="Arial"/>
+              </w:rPr>
+              <w:t xml:space="preserve"> </w:t>
+            </w:r>
+            <w:r>
+              <w:rPr>
+                <w:rFonts w:ascii="Arial" w:hAnsi="Arial" w:cs="Arial"/>
+              </w:rPr>
+              <w:t>es</w:t>
+            </w:r>
+            <w:r>
+              <w:rPr>
+                <w:rFonts w:ascii="Arial" w:hAnsi="Arial" w:cs="Arial"/>
+              </w:rPr>
+              <w:t xml:space="preserve"> </w:t>
+            </w:r>
+            <w:r>
+              <w:rPr>
+                <w:rFonts w:ascii="Arial" w:hAnsi="Arial" w:cs="Arial"/>
+              </w:rPr>
+              <w:t xml:space="preserve">la </w:t>
+            </w:r>
+            <w:r>
+              <w:rPr>
+                <w:rFonts w:ascii="Arial" w:hAnsi="Arial" w:cs="Arial"/>
+              </w:rPr>
+              <w:t>metodología tradicional denominada: RUP (Proceso Unificado Racional)</w:t>
+            </w:r>
+            <w:r>
+              <w:rPr>
+                <w:rFonts w:ascii="Arial" w:hAnsi="Arial" w:cs="Arial"/>
+              </w:rPr>
+              <w:t>.</w:t>
+            </w:r>
           </w:p>
           <w:p>
             <w:pPr>
@@ -6621,7 +6807,6 @@
                 <w:b/>
                 <w:bCs/>
               </w:rPr>
-              <w:lastRenderedPageBreak/>
               <w:t>ELEMENTOS, FASES Y CONFIGURACIÓN</w:t>
             </w:r>
           </w:p>
@@ -6740,6 +6925,7 @@
               <w:rPr>
                 <w:rFonts w:ascii="Arial" w:hAnsi="Arial" w:cs="Arial"/>
               </w:rPr>
+              <w:lastRenderedPageBreak/>
               <w:t>Por ejemplo: SRICA_001_000</w:t>
             </w:r>
           </w:p>
@@ -6839,6 +7025,7 @@
                 <w:b/>
                 <w:bCs/>
               </w:rPr>
+              <w:lastRenderedPageBreak/>
               <w:t>Fases del proyecto</w:t>
             </w:r>
           </w:p>
@@ -7316,7 +7503,6 @@
               <w:rPr>
                 <w:rFonts w:ascii="Arial" w:hAnsi="Arial" w:cs="Arial"/>
               </w:rPr>
-              <w:lastRenderedPageBreak/>
               <w:t>Inicio</w:t>
             </w:r>
           </w:p>
@@ -7366,7 +7552,14 @@
               <w:rPr>
                 <w:rFonts w:ascii="Arial" w:hAnsi="Arial" w:cs="Arial"/>
               </w:rPr>
-              <w:t xml:space="preserve"> los requerimientos, metodología de trabajo, cronograma, presupuesto, interesados y roles del equipo para el </w:t>
+              <w:t xml:space="preserve"> los requerimientos, metodología de trabajo, cronograma, presupuesto, interesados y </w:t>
+            </w:r>
+            <w:r>
+              <w:rPr>
+                <w:rFonts w:ascii="Arial" w:hAnsi="Arial" w:cs="Arial"/>
+              </w:rPr>
+              <w:lastRenderedPageBreak/>
+              <w:t xml:space="preserve">roles del equipo para el </w:t>
             </w:r>
             <w:r>
               <w:rPr>
@@ -7823,14 +8016,7 @@
               <w:rPr>
                 <w:rFonts w:ascii="Arial" w:hAnsi="Arial" w:cs="Arial"/>
               </w:rPr>
-              <w:t xml:space="preserve">Documento donde se declara la gestión de costos, tantos </w:t>
-            </w:r>
-            <w:r>
-              <w:rPr>
-                <w:rFonts w:ascii="Arial" w:hAnsi="Arial" w:cs="Arial"/>
-              </w:rPr>
-              <w:lastRenderedPageBreak/>
-              <w:t>recursos humanos, materiales y financieros.</w:t>
+              <w:t>Documento donde se declara la gestión de costos, tantos recursos humanos, materiales y financieros.</w:t>
             </w:r>
           </w:p>
         </w:tc>
@@ -9528,7 +9714,35 @@
               <w:rPr>
                 <w:rFonts w:ascii="Arial" w:hAnsi="Arial" w:cs="Arial"/>
               </w:rPr>
-              <w:t>Inteligencia artificial (modelos de deep learning)</w:t>
+              <w:t xml:space="preserve">Inteligencia artificial (modelos de </w:t>
+            </w:r>
+            <w:proofErr w:type="spellStart"/>
+            <w:r>
+              <w:rPr>
+                <w:rFonts w:ascii="Arial" w:hAnsi="Arial" w:cs="Arial"/>
+              </w:rPr>
+              <w:t>deep</w:t>
+            </w:r>
+            <w:proofErr w:type="spellEnd"/>
+            <w:r>
+              <w:rPr>
+                <w:rFonts w:ascii="Arial" w:hAnsi="Arial" w:cs="Arial"/>
+              </w:rPr>
+              <w:t xml:space="preserve"> </w:t>
+            </w:r>
+            <w:proofErr w:type="spellStart"/>
+            <w:r>
+              <w:rPr>
+                <w:rFonts w:ascii="Arial" w:hAnsi="Arial" w:cs="Arial"/>
+              </w:rPr>
+              <w:t>learning</w:t>
+            </w:r>
+            <w:proofErr w:type="spellEnd"/>
+            <w:r>
+              <w:rPr>
+                <w:rFonts w:ascii="Arial" w:hAnsi="Arial" w:cs="Arial"/>
+              </w:rPr>
+              <w:t>)</w:t>
             </w:r>
           </w:p>
         </w:tc>
@@ -9550,8 +9764,30 @@
               <w:rPr>
                 <w:rFonts w:ascii="Arial" w:hAnsi="Arial" w:cs="Arial"/>
               </w:rPr>
-              <w:t>Modelos de deep learning</w:t>
-            </w:r>
+              <w:t xml:space="preserve">Modelos de </w:t>
+            </w:r>
+            <w:proofErr w:type="spellStart"/>
+            <w:r>
+              <w:rPr>
+                <w:rFonts w:ascii="Arial" w:hAnsi="Arial" w:cs="Arial"/>
+              </w:rPr>
+              <w:t>deep</w:t>
+            </w:r>
+            <w:proofErr w:type="spellEnd"/>
+            <w:r>
+              <w:rPr>
+                <w:rFonts w:ascii="Arial" w:hAnsi="Arial" w:cs="Arial"/>
+              </w:rPr>
+              <w:t xml:space="preserve"> </w:t>
+            </w:r>
+            <w:proofErr w:type="spellStart"/>
+            <w:r>
+              <w:rPr>
+                <w:rFonts w:ascii="Arial" w:hAnsi="Arial" w:cs="Arial"/>
+              </w:rPr>
+              <w:t>learning</w:t>
+            </w:r>
+            <w:proofErr w:type="spellEnd"/>
             <w:r>
               <w:rPr>
                 <w:rFonts w:ascii="Arial" w:hAnsi="Arial" w:cs="Arial"/>
@@ -10707,7 +10943,6 @@
                 <w:b/>
                 <w:bCs/>
               </w:rPr>
-              <w:lastRenderedPageBreak/>
               <w:t>APROBACION</w:t>
             </w:r>
           </w:p>
@@ -10802,19 +11037,11 @@
               </w:rPr>
               <w:t xml:space="preserve">Cargo: </w:t>
             </w:r>
-            <w:proofErr w:type="gramStart"/>
-            <w:r>
-              <w:rPr>
-                <w:rFonts w:ascii="Arial" w:hAnsi="Arial" w:cs="Arial"/>
-              </w:rPr>
-              <w:t>Director</w:t>
-            </w:r>
-            <w:proofErr w:type="gramEnd"/>
-            <w:r>
-              <w:rPr>
-                <w:rFonts w:ascii="Arial" w:hAnsi="Arial" w:cs="Arial"/>
-              </w:rPr>
-              <w:t xml:space="preserve"> del Proyecto</w:t>
+            <w:r>
+              <w:rPr>
+                <w:rFonts w:ascii="Arial" w:hAnsi="Arial" w:cs="Arial"/>
+              </w:rPr>
+              <w:t>Director del Proyecto</w:t>
             </w:r>
           </w:p>
         </w:tc>
@@ -10915,6 +11142,7 @@
               <w:rPr>
                 <w:rFonts w:ascii="Arial" w:hAnsi="Arial" w:cs="Arial"/>
               </w:rPr>
+              <w:lastRenderedPageBreak/>
               <w:t>____________________________</w:t>
             </w:r>
           </w:p>
@@ -11039,7 +11267,7 @@
 </file>
 
 <file path=word/numbering.xml><?xml version="1.0" encoding="utf-8"?>
-<w:numbering xmlns:wpc="http://schemas.microsoft.com/office/word/2010/wordprocessingCanvas" xmlns:cx="http://schemas.microsoft.com/office/drawing/2014/chartex" xmlns:cx1="http://schemas.microsoft.com/office/drawing/2015/9/8/chartex" xmlns:cx2="http://schemas.microsoft.com/office/drawing/2015/10/21/chartex" xmlns:cx3="http://schemas.microsoft.com/office/drawing/2016/5/9/chartex" xmlns:cx4="http://schemas.microsoft.com/office/drawing/2016/5/10/chartex" xmlns:cx5="http://schemas.microsoft.com/office/drawing/2016/5/11/chartex" xmlns:cx6="http://schemas.microsoft.com/office/drawing/2016/5/12/chartex" xmlns:cx7="http://schemas.microsoft.com/office/drawing/2016/5/13/chartex" xmlns:cx8="http://schemas.microsoft.com/office/drawing/2016/5/14/chartex" xmlns:mc="http://schemas.openxmlformats.org/markup-compatibility/2006" xmlns:aink="http://schemas.microsoft.com/office/drawing/2016/ink" xmlns:am3d="http://schemas.microsoft.com/office/drawing/2017/model3d" xmlns:o="urn:schemas-microsoft-com:office:office" xmlns:r="http://schemas.openxmlformats.org/officeDocument/2006/relationships" xmlns:m="http://schemas.openxmlformats.org/officeDocument/2006/math" xmlns:v="urn:schemas-microsoft-com:vml" xmlns:wp14="http://schemas.microsoft.com/office/word/2010/wordprocessingDrawing" xmlns:wp="http://schemas.openxmlformats.org/drawingml/2006/wordprocessingDrawing" xmlns:w10="urn:schemas-microsoft-com:office:word" xmlns:w="http://schemas.openxmlformats.org/wordprocessingml/2006/main" xmlns:w14="http://schemas.microsoft.com/office/word/2010/wordml" xmlns:w15="http://schemas.microsoft.com/office/word/2012/wordml" xmlns:w16cex="http://schemas.microsoft.com/office/word/2018/wordml/cex" xmlns:w16cid="http://schemas.microsoft.com/office/word/2016/wordml/cid" xmlns:w16="http://schemas.microsoft.com/office/word/2018/wordml" xmlns:w16se="http://schemas.microsoft.com/office/word/2015/wordml/symex" xmlns:wpg="http://schemas.microsoft.com/office/word/2010/wordprocessingGroup" xmlns:wpi="http://schemas.microsoft.com/office/word/2010/wordprocessingInk" xmlns:wne="http://schemas.microsoft.com/office/word/2006/wordml" xmlns:wps="http://schemas.microsoft.com/office/word/2010/wordprocessingShape" mc:Ignorable="w14 w15 w16se w16cid w16 w16cex wp14">
+<w:numbering xmlns:wpc="http://schemas.microsoft.com/office/word/2010/wordprocessingCanvas" xmlns:cx="http://schemas.microsoft.com/office/drawing/2014/chartex" xmlns:cx1="http://schemas.microsoft.com/office/drawing/2015/9/8/chartex" xmlns:cx2="http://schemas.microsoft.com/office/drawing/2015/10/21/chartex" xmlns:cx3="http://schemas.microsoft.com/office/drawing/2016/5/9/chartex" xmlns:cx4="http://schemas.microsoft.com/office/drawing/2016/5/10/chartex" xmlns:cx5="http://schemas.microsoft.com/office/drawing/2016/5/11/chartex" xmlns:cx6="http://schemas.microsoft.com/office/drawing/2016/5/12/chartex" xmlns:cx7="http://schemas.microsoft.com/office/drawing/2016/5/13/chartex" xmlns:cx8="http://schemas.microsoft.com/office/drawing/2016/5/14/chartex" xmlns:mc="http://schemas.openxmlformats.org/markup-compatibility/2006" xmlns:aink="http://schemas.microsoft.com/office/drawing/2016/ink" xmlns:am3d="http://schemas.microsoft.com/office/drawing/2017/model3d" xmlns:o="urn:schemas-microsoft-com:office:office" xmlns:r="http://schemas.openxmlformats.org/officeDocument/2006/relationships" xmlns:m="http://schemas.openxmlformats.org/officeDocument/2006/math" xmlns:v="urn:schemas-microsoft-com:vml" xmlns:wp14="http://schemas.microsoft.com/office/word/2010/wordprocessingDrawing" xmlns:wp="http://schemas.openxmlformats.org/drawingml/2006/wordprocessingDrawing" xmlns:w10="urn:schemas-microsoft-com:office:word" xmlns:w="http://schemas.openxmlformats.org/wordprocessingml/2006/main" xmlns:w14="http://schemas.microsoft.com/office/word/2010/wordml" xmlns:w15="http://schemas.microsoft.com/office/word/2012/wordml" xmlns:w16cex="http://schemas.microsoft.com/office/word/2018/wordml/cex" xmlns:w16cid="http://schemas.microsoft.com/office/word/2016/wordml/cid" xmlns:w16="http://schemas.microsoft.com/office/word/2018/wordml" xmlns:w16sdtdh="http://schemas.microsoft.com/office/word/2020/wordml/sdtdatahash" xmlns:w16se="http://schemas.microsoft.com/office/word/2015/wordml/symex" xmlns:wpg="http://schemas.microsoft.com/office/word/2010/wordprocessingGroup" xmlns:wpi="http://schemas.microsoft.com/office/word/2010/wordprocessingInk" xmlns:wne="http://schemas.microsoft.com/office/word/2006/wordml" xmlns:wps="http://schemas.microsoft.com/office/word/2010/wordprocessingShape" mc:Ignorable="w14 w15 w16se w16cid w16 w16cex w16sdtdh wp14">
   <w:abstractNum w:abstractNumId="0" w15:restartNumberingAfterBreak="0">
     <w:nsid w:val="06C85FC0"/>
     <w:multiLevelType w:val="hybridMultilevel"/>
@@ -11856,7 +12084,7 @@
 </file>
 
 <file path=word/styles.xml><?xml version="1.0" encoding="utf-8"?>
-<w:styles xmlns:mc="http://schemas.openxmlformats.org/markup-compatibility/2006" xmlns:r="http://schemas.openxmlformats.org/officeDocument/2006/relationships" xmlns:w="http://schemas.openxmlformats.org/wordprocessingml/2006/main" xmlns:w14="http://schemas.microsoft.com/office/word/2010/wordml" xmlns:w15="http://schemas.microsoft.com/office/word/2012/wordml" xmlns:w16cex="http://schemas.microsoft.com/office/word/2018/wordml/cex" xmlns:w16cid="http://schemas.microsoft.com/office/word/2016/wordml/cid" xmlns:w16="http://schemas.microsoft.com/office/word/2018/wordml" xmlns:w16se="http://schemas.microsoft.com/office/word/2015/wordml/symex" mc:Ignorable="w14 w15 w16se w16cid w16 w16cex">
+<w:styles xmlns:mc="http://schemas.openxmlformats.org/markup-compatibility/2006" xmlns:r="http://schemas.openxmlformats.org/officeDocument/2006/relationships" xmlns:w="http://schemas.openxmlformats.org/wordprocessingml/2006/main" xmlns:w14="http://schemas.microsoft.com/office/word/2010/wordml" xmlns:w15="http://schemas.microsoft.com/office/word/2012/wordml" xmlns:w16cex="http://schemas.microsoft.com/office/word/2018/wordml/cex" xmlns:w16cid="http://schemas.microsoft.com/office/word/2016/wordml/cid" xmlns:w16="http://schemas.microsoft.com/office/word/2018/wordml" xmlns:w16sdtdh="http://schemas.microsoft.com/office/word/2020/wordml/sdtdatahash" xmlns:w16se="http://schemas.microsoft.com/office/word/2015/wordml/symex" mc:Ignorable="w14 w15 w16se w16cid w16 w16cex w16sdtdh">
   <w:docDefaults>
     <w:rPrDefault>
       <w:rPr>

--- a/1. Software y Hardware/1.1 Inicio/1.1.2 SRICA_002_000 - Acta de Constitución del Proyecto.docx
+++ b/1. Software y Hardware/1.1 Inicio/1.1.2 SRICA_002_000 - Acta de Constitución del Proyecto.docx
@@ -187,25 +187,7 @@
           <w:sz w:val="32"/>
           <w:szCs w:val="32"/>
         </w:rPr>
-        <w:t xml:space="preserve">Uso de Sistema de Reconocimiento de Iris basado en Deep </w:t>
-      </w:r>
-      <w:proofErr w:type="spellStart"/>
-      <w:r>
-        <w:rPr>
-          <w:rFonts w:ascii="Arial" w:hAnsi="Arial" w:cs="Arial"/>
-          <w:sz w:val="32"/>
-          <w:szCs w:val="32"/>
-        </w:rPr>
-        <w:t>Learning</w:t>
-      </w:r>
-      <w:proofErr w:type="spellEnd"/>
-      <w:r>
-        <w:rPr>
-          <w:rFonts w:ascii="Arial" w:hAnsi="Arial" w:cs="Arial"/>
-          <w:sz w:val="32"/>
-          <w:szCs w:val="32"/>
-        </w:rPr>
-        <w:t xml:space="preserve"> para la identificación humana en el control de acceso al área de Tesorería del Gobierno Regional de Tacna – Tacna 2020</w:t>
+        <w:t>Uso de Sistema de Reconocimiento de Iris basado en Deep Learning para la identificación humana en el control de acceso al área de Tesorería del Gobierno Regional de Tacna – Tacna 2020</w:t>
       </w:r>
       <w:r>
         <w:rPr>
@@ -665,21 +647,7 @@
               <w:rPr>
                 <w:rFonts w:ascii="Arial" w:hAnsi="Arial" w:cs="Arial"/>
               </w:rPr>
-              <w:t xml:space="preserve">Uso de Sistema de Reconocimiento de Iris basado en Deep </w:t>
-            </w:r>
-            <w:proofErr w:type="spellStart"/>
-            <w:r>
-              <w:rPr>
-                <w:rFonts w:ascii="Arial" w:hAnsi="Arial" w:cs="Arial"/>
-              </w:rPr>
-              <w:t>Learning</w:t>
-            </w:r>
-            <w:proofErr w:type="spellEnd"/>
-            <w:r>
-              <w:rPr>
-                <w:rFonts w:ascii="Arial" w:hAnsi="Arial" w:cs="Arial"/>
-              </w:rPr>
-              <w:t xml:space="preserve"> para la identificación humana en el control de acceso al área de Tesorería del Gobierno Regional de Tacna – Tacna 2020.</w:t>
+              <w:t>Uso de Sistema de Reconocimiento de Iris basado en Deep Learning para la identificación humana en el control de acceso al área de Tesorería del Gobierno Regional de Tacna – Tacna 2020.</w:t>
             </w:r>
           </w:p>
         </w:tc>
@@ -812,24 +780,48 @@
               <w:rPr>
                 <w:rFonts w:ascii="Arial" w:hAnsi="Arial" w:cs="Arial"/>
               </w:rPr>
-              <w:t xml:space="preserve"> a </w:t>
-            </w:r>
-            <w:r>
-              <w:rPr>
-                <w:rFonts w:ascii="Arial" w:hAnsi="Arial" w:cs="Arial"/>
-              </w:rPr>
-              <w:t>el área de Tesorería del Gobierno Regional de Tacna</w:t>
-            </w:r>
-            <w:r>
-              <w:rPr>
-                <w:rFonts w:ascii="Arial" w:hAnsi="Arial" w:cs="Arial"/>
-              </w:rPr>
               <w:t xml:space="preserve"> </w:t>
             </w:r>
             <w:r>
               <w:rPr>
                 <w:rFonts w:ascii="Arial" w:hAnsi="Arial" w:cs="Arial"/>
               </w:rPr>
+              <w:t>al</w:t>
+            </w:r>
+            <w:r>
+              <w:rPr>
+                <w:rFonts w:ascii="Arial" w:hAnsi="Arial" w:cs="Arial"/>
+              </w:rPr>
+              <w:t xml:space="preserve"> </w:t>
+            </w:r>
+            <w:r>
+              <w:rPr>
+                <w:rFonts w:ascii="Arial" w:hAnsi="Arial" w:cs="Arial"/>
+              </w:rPr>
+              <w:t>almacén del</w:t>
+            </w:r>
+            <w:r>
+              <w:rPr>
+                <w:rFonts w:ascii="Arial" w:hAnsi="Arial" w:cs="Arial"/>
+              </w:rPr>
+              <w:t xml:space="preserve"> </w:t>
+            </w:r>
+            <w:r>
+              <w:rPr>
+                <w:rFonts w:ascii="Arial" w:hAnsi="Arial" w:cs="Arial"/>
+              </w:rPr>
+              <w:t>área de Tesorería del Gobierno Regional de Tacna</w:t>
+            </w:r>
+            <w:r>
+              <w:rPr>
+                <w:rFonts w:ascii="Arial" w:hAnsi="Arial" w:cs="Arial"/>
+              </w:rPr>
+              <w:t xml:space="preserve"> </w:t>
+            </w:r>
+            <w:r>
+              <w:rPr>
+                <w:rFonts w:ascii="Arial" w:hAnsi="Arial" w:cs="Arial"/>
+              </w:rPr>
               <w:t xml:space="preserve">mediante el uso de un sistema </w:t>
             </w:r>
             <w:r>
@@ -878,35 +870,7 @@
               <w:rPr>
                 <w:rFonts w:ascii="Arial" w:hAnsi="Arial" w:cs="Arial"/>
               </w:rPr>
-              <w:t>e inteligencia artificial (</w:t>
-            </w:r>
-            <w:proofErr w:type="spellStart"/>
-            <w:r>
-              <w:rPr>
-                <w:rFonts w:ascii="Arial" w:hAnsi="Arial" w:cs="Arial"/>
-              </w:rPr>
-              <w:t>deep</w:t>
-            </w:r>
-            <w:proofErr w:type="spellEnd"/>
-            <w:r>
-              <w:rPr>
-                <w:rFonts w:ascii="Arial" w:hAnsi="Arial" w:cs="Arial"/>
-              </w:rPr>
-              <w:t xml:space="preserve"> </w:t>
-            </w:r>
-            <w:proofErr w:type="spellStart"/>
-            <w:r>
-              <w:rPr>
-                <w:rFonts w:ascii="Arial" w:hAnsi="Arial" w:cs="Arial"/>
-              </w:rPr>
-              <w:t>learning</w:t>
-            </w:r>
-            <w:proofErr w:type="spellEnd"/>
-            <w:r>
-              <w:rPr>
-                <w:rFonts w:ascii="Arial" w:hAnsi="Arial" w:cs="Arial"/>
-              </w:rPr>
-              <w:t>)</w:t>
+              <w:t>e inteligencia artificial (deep learning)</w:t>
             </w:r>
             <w:r>
               <w:rPr>
@@ -1018,21 +982,25 @@
               <w:rPr>
                 <w:rFonts w:ascii="Arial" w:hAnsi="Arial" w:cs="Arial"/>
               </w:rPr>
-              <w:t xml:space="preserve">Determinar el nivel de seguridad para el proceso de identificación humana en el control de acceso al área de Tesorería del Gobierno Regional de Tacna con la implementación de un Sistema de Reconocimiento de Iris basado en Deep </w:t>
-            </w:r>
-            <w:proofErr w:type="spellStart"/>
-            <w:r>
-              <w:rPr>
-                <w:rFonts w:ascii="Arial" w:hAnsi="Arial" w:cs="Arial"/>
-              </w:rPr>
-              <w:t>Learning</w:t>
-            </w:r>
-            <w:proofErr w:type="spellEnd"/>
-            <w:r>
-              <w:rPr>
-                <w:rFonts w:ascii="Arial" w:hAnsi="Arial" w:cs="Arial"/>
-              </w:rPr>
-              <w:t xml:space="preserve"> – Tacna 2020.</w:t>
+              <w:t xml:space="preserve">Determinar el nivel de seguridad para el proceso de identificación humana en el control de acceso al </w:t>
+            </w:r>
+            <w:r>
+              <w:rPr>
+                <w:rFonts w:ascii="Arial" w:hAnsi="Arial" w:cs="Arial"/>
+              </w:rPr>
+              <w:t>almacén del</w:t>
+            </w:r>
+            <w:r>
+              <w:rPr>
+                <w:rFonts w:ascii="Arial" w:hAnsi="Arial" w:cs="Arial"/>
+              </w:rPr>
+              <w:t xml:space="preserve"> </w:t>
+            </w:r>
+            <w:r>
+              <w:rPr>
+                <w:rFonts w:ascii="Arial" w:hAnsi="Arial" w:cs="Arial"/>
+              </w:rPr>
+              <w:t>área de Tesorería del Gobierno Regional de Tacna con la implementación de un Sistema de Reconocimiento de Iris basado en Deep Learning – Tacna 2020.</w:t>
             </w:r>
           </w:p>
         </w:tc>
@@ -1060,21 +1028,25 @@
               <w:rPr>
                 <w:rFonts w:ascii="Arial" w:hAnsi="Arial" w:cs="Arial"/>
               </w:rPr>
-              <w:t xml:space="preserve">Determinar el nivel de seguridad en la identificación del personal durante el control de acceso al área de Tesorería del Gobierno Regional de Tacna con la implementación de un Sistema de Reconocimiento de Iris basado en Deep </w:t>
-            </w:r>
-            <w:proofErr w:type="spellStart"/>
-            <w:r>
-              <w:rPr>
-                <w:rFonts w:ascii="Arial" w:hAnsi="Arial" w:cs="Arial"/>
-              </w:rPr>
-              <w:t>Learning</w:t>
-            </w:r>
-            <w:proofErr w:type="spellEnd"/>
-            <w:r>
-              <w:rPr>
-                <w:rFonts w:ascii="Arial" w:hAnsi="Arial" w:cs="Arial"/>
-              </w:rPr>
-              <w:t>.</w:t>
+              <w:t>Determinar el nivel de seguridad en la identificación del personal durante el control de acceso al</w:t>
+            </w:r>
+            <w:r>
+              <w:rPr>
+                <w:rFonts w:ascii="Arial" w:hAnsi="Arial" w:cs="Arial"/>
+              </w:rPr>
+              <w:t xml:space="preserve"> </w:t>
+            </w:r>
+            <w:r>
+              <w:rPr>
+                <w:rFonts w:ascii="Arial" w:hAnsi="Arial" w:cs="Arial"/>
+              </w:rPr>
+              <w:t>almacén del</w:t>
+            </w:r>
+            <w:r>
+              <w:rPr>
+                <w:rFonts w:ascii="Arial" w:hAnsi="Arial" w:cs="Arial"/>
+              </w:rPr>
+              <w:t xml:space="preserve"> área de Tesorería del Gobierno Regional de Tacna con la implementación de un Sistema de Reconocimiento de Iris basado en Deep Learning.</w:t>
             </w:r>
           </w:p>
         </w:tc>
@@ -1144,23 +1116,33 @@
               <w:rPr>
                 <w:rFonts w:ascii="Arial" w:hAnsi="Arial" w:cs="Arial"/>
               </w:rPr>
-              <w:t xml:space="preserve"> en la autenticación del personal identificado durante el control de acceso al área de Tesorería del Gobierno Regional de Tacna con la implementación de un Sistema de </w:t>
+              <w:t xml:space="preserve"> en la autenticación del personal identificado durante el control de acceso al </w:t>
+            </w:r>
+            <w:r>
+              <w:rPr>
+                <w:rFonts w:ascii="Arial" w:hAnsi="Arial" w:cs="Arial"/>
+              </w:rPr>
+              <w:t>almacén del</w:t>
+            </w:r>
+            <w:r>
+              <w:rPr>
+                <w:rFonts w:ascii="Arial" w:hAnsi="Arial" w:cs="Arial"/>
+              </w:rPr>
+              <w:t xml:space="preserve"> </w:t>
+            </w:r>
+            <w:r>
+              <w:rPr>
+                <w:rFonts w:ascii="Arial" w:hAnsi="Arial" w:cs="Arial"/>
+              </w:rPr>
+              <w:t xml:space="preserve">área de Tesorería del Gobierno Regional de </w:t>
             </w:r>
             <w:r>
               <w:rPr>
                 <w:rFonts w:ascii="Arial" w:hAnsi="Arial" w:cs="Arial"/>
               </w:rPr>
               <w:lastRenderedPageBreak/>
-              <w:t xml:space="preserve">Reconocimiento de Iris basado en Deep </w:t>
-            </w:r>
-            <w:proofErr w:type="spellStart"/>
-            <w:r>
-              <w:rPr>
-                <w:rFonts w:ascii="Arial" w:hAnsi="Arial" w:cs="Arial"/>
-              </w:rPr>
-              <w:t>Learning</w:t>
-            </w:r>
-            <w:proofErr w:type="spellEnd"/>
+              <w:t>Tacna con la implementación de un Sistema de Reconocimiento de Iris basado en Deep Learning</w:t>
+            </w:r>
             <w:r>
               <w:rPr>
                 <w:rFonts w:ascii="Arial" w:hAnsi="Arial" w:cs="Arial"/>
@@ -1235,16 +1217,26 @@
               <w:rPr>
                 <w:rFonts w:ascii="Arial" w:hAnsi="Arial" w:cs="Arial"/>
               </w:rPr>
-              <w:t xml:space="preserve"> en la autorización del acceso del personal autenticado durante el control de acceso al área de Tesorería del Gobierno Regional de Tacna con la implementación de un Sistema de Reconocimiento de Iris basado en Deep </w:t>
-            </w:r>
-            <w:proofErr w:type="spellStart"/>
-            <w:r>
-              <w:rPr>
-                <w:rFonts w:ascii="Arial" w:hAnsi="Arial" w:cs="Arial"/>
-              </w:rPr>
-              <w:t>Learning</w:t>
-            </w:r>
-            <w:proofErr w:type="spellEnd"/>
+              <w:t xml:space="preserve"> en la autorización del acceso del personal autenticado durante el control de acceso al </w:t>
+            </w:r>
+            <w:r>
+              <w:rPr>
+                <w:rFonts w:ascii="Arial" w:hAnsi="Arial" w:cs="Arial"/>
+              </w:rPr>
+              <w:t>almacén del</w:t>
+            </w:r>
+            <w:r>
+              <w:rPr>
+                <w:rFonts w:ascii="Arial" w:hAnsi="Arial" w:cs="Arial"/>
+              </w:rPr>
+              <w:t xml:space="preserve"> </w:t>
+            </w:r>
+            <w:r>
+              <w:rPr>
+                <w:rFonts w:ascii="Arial" w:hAnsi="Arial" w:cs="Arial"/>
+              </w:rPr>
+              <w:t>área de Tesorería del Gobierno Regional de Tacna con la implementación de un Sistema de Reconocimiento de Iris basado en Deep Learning</w:t>
+            </w:r>
             <w:r>
               <w:rPr>
                 <w:rFonts w:ascii="Arial" w:hAnsi="Arial" w:cs="Arial"/>
@@ -1319,16 +1311,26 @@
               <w:rPr>
                 <w:rFonts w:ascii="Arial" w:hAnsi="Arial" w:cs="Arial"/>
               </w:rPr>
-              <w:t xml:space="preserve"> en el registro de trazabilidad de accesos del personal durante el control de acceso al área de Tesorería del Gobierno Regional de Tacna con la implementación de un Sistema de Reconocimiento de Iris basado en Deep </w:t>
-            </w:r>
-            <w:proofErr w:type="spellStart"/>
-            <w:r>
-              <w:rPr>
-                <w:rFonts w:ascii="Arial" w:hAnsi="Arial" w:cs="Arial"/>
-              </w:rPr>
-              <w:t>Learning</w:t>
-            </w:r>
-            <w:proofErr w:type="spellEnd"/>
+              <w:t xml:space="preserve"> en el registro de trazabilidad de accesos del personal durante el control de acceso al </w:t>
+            </w:r>
+            <w:r>
+              <w:rPr>
+                <w:rFonts w:ascii="Arial" w:hAnsi="Arial" w:cs="Arial"/>
+              </w:rPr>
+              <w:t>almacén del</w:t>
+            </w:r>
+            <w:r>
+              <w:rPr>
+                <w:rFonts w:ascii="Arial" w:hAnsi="Arial" w:cs="Arial"/>
+              </w:rPr>
+              <w:t xml:space="preserve"> </w:t>
+            </w:r>
+            <w:r>
+              <w:rPr>
+                <w:rFonts w:ascii="Arial" w:hAnsi="Arial" w:cs="Arial"/>
+              </w:rPr>
+              <w:t>área de Tesorería del Gobierno Regional de Tacna con la implementación de un Sistema de Reconocimiento de Iris basado en Deep Learning</w:t>
+            </w:r>
             <w:r>
               <w:rPr>
                 <w:rFonts w:ascii="Arial" w:hAnsi="Arial" w:cs="Arial"/>
@@ -1384,59 +1386,49 @@
               <w:rPr>
                 <w:rFonts w:ascii="Arial" w:hAnsi="Arial" w:cs="Arial"/>
               </w:rPr>
-              <w:t xml:space="preserve">El sistema de reconocimiento de iris basado en </w:t>
-            </w:r>
-            <w:proofErr w:type="spellStart"/>
-            <w:r>
-              <w:rPr>
-                <w:rFonts w:ascii="Arial" w:hAnsi="Arial" w:cs="Arial"/>
-              </w:rPr>
-              <w:t>deep</w:t>
-            </w:r>
-            <w:proofErr w:type="spellEnd"/>
+              <w:t xml:space="preserve">El sistema de reconocimiento de iris basado en deep learning estará enfocado </w:t>
+            </w:r>
+            <w:r>
+              <w:rPr>
+                <w:rFonts w:ascii="Arial" w:hAnsi="Arial" w:cs="Arial"/>
+              </w:rPr>
+              <w:t>al</w:t>
+            </w:r>
+            <w:r>
+              <w:rPr>
+                <w:rFonts w:ascii="Arial" w:hAnsi="Arial" w:cs="Arial"/>
+              </w:rPr>
+              <w:t xml:space="preserve"> tema de seguridad </w:t>
+            </w:r>
+            <w:r>
+              <w:rPr>
+                <w:rFonts w:ascii="Arial" w:hAnsi="Arial" w:cs="Arial"/>
+              </w:rPr>
+              <w:t>para</w:t>
+            </w:r>
+            <w:r>
+              <w:rPr>
+                <w:rFonts w:ascii="Arial" w:hAnsi="Arial" w:cs="Arial"/>
+              </w:rPr>
+              <w:t xml:space="preserve"> el</w:t>
+            </w:r>
             <w:r>
               <w:rPr>
                 <w:rFonts w:ascii="Arial" w:hAnsi="Arial" w:cs="Arial"/>
               </w:rPr>
               <w:t xml:space="preserve"> </w:t>
             </w:r>
-            <w:proofErr w:type="spellStart"/>
-            <w:r>
-              <w:rPr>
-                <w:rFonts w:ascii="Arial" w:hAnsi="Arial" w:cs="Arial"/>
-              </w:rPr>
-              <w:t>learning</w:t>
-            </w:r>
-            <w:proofErr w:type="spellEnd"/>
-            <w:r>
-              <w:rPr>
-                <w:rFonts w:ascii="Arial" w:hAnsi="Arial" w:cs="Arial"/>
-              </w:rPr>
-              <w:t xml:space="preserve"> estará enfocado </w:t>
-            </w:r>
-            <w:r>
-              <w:rPr>
-                <w:rFonts w:ascii="Arial" w:hAnsi="Arial" w:cs="Arial"/>
-              </w:rPr>
-              <w:t>al</w:t>
-            </w:r>
-            <w:r>
-              <w:rPr>
-                <w:rFonts w:ascii="Arial" w:hAnsi="Arial" w:cs="Arial"/>
-              </w:rPr>
-              <w:t xml:space="preserve"> tema de seguridad </w:t>
-            </w:r>
-            <w:r>
-              <w:rPr>
-                <w:rFonts w:ascii="Arial" w:hAnsi="Arial" w:cs="Arial"/>
-              </w:rPr>
-              <w:t>para</w:t>
-            </w:r>
-            <w:r>
-              <w:rPr>
-                <w:rFonts w:ascii="Arial" w:hAnsi="Arial" w:cs="Arial"/>
-              </w:rPr>
-              <w:t xml:space="preserve"> el</w:t>
+            <w:r>
+              <w:rPr>
+                <w:rFonts w:ascii="Arial" w:hAnsi="Arial" w:cs="Arial"/>
+              </w:rPr>
+              <w:t xml:space="preserve">control de acceso </w:t>
+            </w:r>
+            <w:r>
+              <w:rPr>
+                <w:rFonts w:ascii="Arial" w:hAnsi="Arial" w:cs="Arial"/>
+              </w:rPr>
+              <w:t>de los trabajadores</w:t>
             </w:r>
             <w:r>
               <w:rPr>
@@ -1448,13 +1440,13 @@
               <w:rPr>
                 <w:rFonts w:ascii="Arial" w:hAnsi="Arial" w:cs="Arial"/>
               </w:rPr>
-              <w:t xml:space="preserve">control de acceso </w:t>
-            </w:r>
-            <w:r>
-              <w:rPr>
-                <w:rFonts w:ascii="Arial" w:hAnsi="Arial" w:cs="Arial"/>
-              </w:rPr>
-              <w:t>de los trabajadores</w:t>
+              <w:t xml:space="preserve">al </w:t>
+            </w:r>
+            <w:r>
+              <w:rPr>
+                <w:rFonts w:ascii="Arial" w:hAnsi="Arial" w:cs="Arial"/>
+              </w:rPr>
+              <w:t>almacén del</w:t>
             </w:r>
             <w:r>
               <w:rPr>
@@ -1466,7 +1458,7 @@
               <w:rPr>
                 <w:rFonts w:ascii="Arial" w:hAnsi="Arial" w:cs="Arial"/>
               </w:rPr>
-              <w:t>al área de Tesorería del Gobierno Regional de Tacna</w:t>
+              <w:t>área de Tesorería del Gobierno Regional de Tacna</w:t>
             </w:r>
             <w:r>
               <w:rPr>
@@ -1571,47 +1563,37 @@
               <w:rPr>
                 <w:rFonts w:ascii="Arial" w:hAnsi="Arial" w:cs="Arial"/>
               </w:rPr>
-              <w:t xml:space="preserve">El sistema de reconocimiento de iris basado en </w:t>
-            </w:r>
-            <w:proofErr w:type="spellStart"/>
-            <w:r>
-              <w:rPr>
-                <w:rFonts w:ascii="Arial" w:hAnsi="Arial" w:cs="Arial"/>
-              </w:rPr>
-              <w:t>deep</w:t>
-            </w:r>
-            <w:proofErr w:type="spellEnd"/>
+              <w:t xml:space="preserve">El sistema de reconocimiento de iris basado en deep learning </w:t>
+            </w:r>
+            <w:r>
+              <w:rPr>
+                <w:rFonts w:ascii="Arial" w:hAnsi="Arial" w:cs="Arial"/>
+              </w:rPr>
+              <w:t xml:space="preserve">para el proceso de identificación humana en el control de acceso </w:t>
+            </w:r>
+            <w:r>
+              <w:rPr>
+                <w:rFonts w:ascii="Arial" w:hAnsi="Arial" w:cs="Arial"/>
+              </w:rPr>
+              <w:t xml:space="preserve">al </w:t>
+            </w:r>
+            <w:r>
+              <w:rPr>
+                <w:rFonts w:ascii="Arial" w:hAnsi="Arial" w:cs="Arial"/>
+              </w:rPr>
+              <w:t>almacén del</w:t>
+            </w:r>
             <w:r>
               <w:rPr>
                 <w:rFonts w:ascii="Arial" w:hAnsi="Arial" w:cs="Arial"/>
               </w:rPr>
               <w:t xml:space="preserve"> </w:t>
             </w:r>
-            <w:proofErr w:type="spellStart"/>
-            <w:r>
-              <w:rPr>
-                <w:rFonts w:ascii="Arial" w:hAnsi="Arial" w:cs="Arial"/>
-              </w:rPr>
-              <w:t>learning</w:t>
-            </w:r>
-            <w:proofErr w:type="spellEnd"/>
-            <w:r>
-              <w:rPr>
-                <w:rFonts w:ascii="Arial" w:hAnsi="Arial" w:cs="Arial"/>
-              </w:rPr>
-              <w:t xml:space="preserve"> </w:t>
-            </w:r>
-            <w:r>
-              <w:rPr>
-                <w:rFonts w:ascii="Arial" w:hAnsi="Arial" w:cs="Arial"/>
-              </w:rPr>
-              <w:t xml:space="preserve">para el proceso de identificación humana en el control de acceso </w:t>
-            </w:r>
-            <w:r>
-              <w:rPr>
-                <w:rFonts w:ascii="Arial" w:hAnsi="Arial" w:cs="Arial"/>
-              </w:rPr>
-              <w:t>al área de Tesorería del Gobierno Regional de Tacna,</w:t>
+            <w:r>
+              <w:rPr>
+                <w:rFonts w:ascii="Arial" w:hAnsi="Arial" w:cs="Arial"/>
+              </w:rPr>
+              <w:t>área de Tesorería del Gobierno Regional de Tacna,</w:t>
             </w:r>
             <w:r>
               <w:rPr>
@@ -5394,21 +5376,7 @@
               <w:rPr>
                 <w:rFonts w:ascii="Arial" w:hAnsi="Arial" w:cs="Arial"/>
               </w:rPr>
-              <w:t xml:space="preserve"> (</w:t>
-            </w:r>
-            <w:proofErr w:type="spellStart"/>
-            <w:r>
-              <w:rPr>
-                <w:rFonts w:ascii="Arial" w:hAnsi="Arial" w:cs="Arial"/>
-              </w:rPr>
-              <w:t>dashboard</w:t>
-            </w:r>
-            <w:proofErr w:type="spellEnd"/>
-            <w:r>
-              <w:rPr>
-                <w:rFonts w:ascii="Arial" w:hAnsi="Arial" w:cs="Arial"/>
-              </w:rPr>
-              <w:t>)</w:t>
+              <w:t xml:space="preserve"> (dashboard)</w:t>
             </w:r>
             <w:r>
               <w:rPr>
@@ -5775,21 +5743,7 @@
               <w:rPr>
                 <w:rFonts w:ascii="Arial" w:hAnsi="Arial" w:cs="Arial"/>
               </w:rPr>
-              <w:t xml:space="preserve">Los registros y listados de la información presentada en el </w:t>
-            </w:r>
-            <w:proofErr w:type="spellStart"/>
-            <w:r>
-              <w:rPr>
-                <w:rFonts w:ascii="Arial" w:hAnsi="Arial" w:cs="Arial"/>
-              </w:rPr>
-              <w:t>dashboard</w:t>
-            </w:r>
-            <w:proofErr w:type="spellEnd"/>
-            <w:r>
-              <w:rPr>
-                <w:rFonts w:ascii="Arial" w:hAnsi="Arial" w:cs="Arial"/>
-              </w:rPr>
-              <w:t>, todos son mostrados en estado activo.</w:t>
+              <w:t>Los registros y listados de la información presentada en el dashboard, todos son mostrados en estado activo.</w:t>
             </w:r>
           </w:p>
           <w:p>
@@ -9714,35 +9668,7 @@
               <w:rPr>
                 <w:rFonts w:ascii="Arial" w:hAnsi="Arial" w:cs="Arial"/>
               </w:rPr>
-              <w:t xml:space="preserve">Inteligencia artificial (modelos de </w:t>
-            </w:r>
-            <w:proofErr w:type="spellStart"/>
-            <w:r>
-              <w:rPr>
-                <w:rFonts w:ascii="Arial" w:hAnsi="Arial" w:cs="Arial"/>
-              </w:rPr>
-              <w:t>deep</w:t>
-            </w:r>
-            <w:proofErr w:type="spellEnd"/>
-            <w:r>
-              <w:rPr>
-                <w:rFonts w:ascii="Arial" w:hAnsi="Arial" w:cs="Arial"/>
-              </w:rPr>
-              <w:t xml:space="preserve"> </w:t>
-            </w:r>
-            <w:proofErr w:type="spellStart"/>
-            <w:r>
-              <w:rPr>
-                <w:rFonts w:ascii="Arial" w:hAnsi="Arial" w:cs="Arial"/>
-              </w:rPr>
-              <w:t>learning</w:t>
-            </w:r>
-            <w:proofErr w:type="spellEnd"/>
-            <w:r>
-              <w:rPr>
-                <w:rFonts w:ascii="Arial" w:hAnsi="Arial" w:cs="Arial"/>
-              </w:rPr>
-              <w:t>)</w:t>
+              <w:t>Inteligencia artificial (modelos de deep learning)</w:t>
             </w:r>
           </w:p>
         </w:tc>
@@ -9764,30 +9690,8 @@
               <w:rPr>
                 <w:rFonts w:ascii="Arial" w:hAnsi="Arial" w:cs="Arial"/>
               </w:rPr>
-              <w:t xml:space="preserve">Modelos de </w:t>
-            </w:r>
-            <w:proofErr w:type="spellStart"/>
-            <w:r>
-              <w:rPr>
-                <w:rFonts w:ascii="Arial" w:hAnsi="Arial" w:cs="Arial"/>
-              </w:rPr>
-              <w:t>deep</w:t>
-            </w:r>
-            <w:proofErr w:type="spellEnd"/>
-            <w:r>
-              <w:rPr>
-                <w:rFonts w:ascii="Arial" w:hAnsi="Arial" w:cs="Arial"/>
-              </w:rPr>
-              <w:t xml:space="preserve"> </w:t>
-            </w:r>
-            <w:proofErr w:type="spellStart"/>
-            <w:r>
-              <w:rPr>
-                <w:rFonts w:ascii="Arial" w:hAnsi="Arial" w:cs="Arial"/>
-              </w:rPr>
-              <w:t>learning</w:t>
-            </w:r>
-            <w:proofErr w:type="spellEnd"/>
+              <w:t>Modelos de deep learning</w:t>
+            </w:r>
             <w:r>
               <w:rPr>
                 <w:rFonts w:ascii="Arial" w:hAnsi="Arial" w:cs="Arial"/>
@@ -11037,11 +10941,19 @@
               </w:rPr>
               <w:t xml:space="preserve">Cargo: </w:t>
             </w:r>
-            <w:r>
-              <w:rPr>
-                <w:rFonts w:ascii="Arial" w:hAnsi="Arial" w:cs="Arial"/>
-              </w:rPr>
-              <w:t>Director del Proyecto</w:t>
+            <w:proofErr w:type="gramStart"/>
+            <w:r>
+              <w:rPr>
+                <w:rFonts w:ascii="Arial" w:hAnsi="Arial" w:cs="Arial"/>
+              </w:rPr>
+              <w:t>Director</w:t>
+            </w:r>
+            <w:proofErr w:type="gramEnd"/>
+            <w:r>
+              <w:rPr>
+                <w:rFonts w:ascii="Arial" w:hAnsi="Arial" w:cs="Arial"/>
+              </w:rPr>
+              <w:t xml:space="preserve"> del Proyecto</w:t>
             </w:r>
           </w:p>
         </w:tc>

--- a/1. Software y Hardware/1.1 Inicio/1.1.2 SRICA_002_000 - Acta de Constitución del Proyecto.docx
+++ b/1. Software y Hardware/1.1 Inicio/1.1.2 SRICA_002_000 - Acta de Constitución del Proyecto.docx
@@ -798,13 +798,7 @@
               <w:rPr>
                 <w:rFonts w:ascii="Arial" w:hAnsi="Arial" w:cs="Arial"/>
               </w:rPr>
-              <w:t>almacén del</w:t>
-            </w:r>
-            <w:r>
-              <w:rPr>
-                <w:rFonts w:ascii="Arial" w:hAnsi="Arial" w:cs="Arial"/>
-              </w:rPr>
-              <w:t xml:space="preserve"> </w:t>
+              <w:t xml:space="preserve">almacén del </w:t>
             </w:r>
             <w:r>
               <w:rPr>
@@ -988,13 +982,7 @@
               <w:rPr>
                 <w:rFonts w:ascii="Arial" w:hAnsi="Arial" w:cs="Arial"/>
               </w:rPr>
-              <w:t>almacén del</w:t>
-            </w:r>
-            <w:r>
-              <w:rPr>
-                <w:rFonts w:ascii="Arial" w:hAnsi="Arial" w:cs="Arial"/>
-              </w:rPr>
-              <w:t xml:space="preserve"> </w:t>
+              <w:t xml:space="preserve">almacén del </w:t>
             </w:r>
             <w:r>
               <w:rPr>
@@ -1034,13 +1022,7 @@
               <w:rPr>
                 <w:rFonts w:ascii="Arial" w:hAnsi="Arial" w:cs="Arial"/>
               </w:rPr>
-              <w:t xml:space="preserve"> </w:t>
-            </w:r>
-            <w:r>
-              <w:rPr>
-                <w:rFonts w:ascii="Arial" w:hAnsi="Arial" w:cs="Arial"/>
-              </w:rPr>
-              <w:t>almacén del</w:t>
+              <w:t xml:space="preserve"> almacén del</w:t>
             </w:r>
             <w:r>
               <w:rPr>
@@ -1122,13 +1104,7 @@
               <w:rPr>
                 <w:rFonts w:ascii="Arial" w:hAnsi="Arial" w:cs="Arial"/>
               </w:rPr>
-              <w:t>almacén del</w:t>
-            </w:r>
-            <w:r>
-              <w:rPr>
-                <w:rFonts w:ascii="Arial" w:hAnsi="Arial" w:cs="Arial"/>
-              </w:rPr>
-              <w:t xml:space="preserve"> </w:t>
+              <w:t xml:space="preserve">almacén del </w:t>
             </w:r>
             <w:r>
               <w:rPr>
@@ -1223,13 +1199,7 @@
               <w:rPr>
                 <w:rFonts w:ascii="Arial" w:hAnsi="Arial" w:cs="Arial"/>
               </w:rPr>
-              <w:t>almacén del</w:t>
-            </w:r>
-            <w:r>
-              <w:rPr>
-                <w:rFonts w:ascii="Arial" w:hAnsi="Arial" w:cs="Arial"/>
-              </w:rPr>
-              <w:t xml:space="preserve"> </w:t>
+              <w:t xml:space="preserve">almacén del </w:t>
             </w:r>
             <w:r>
               <w:rPr>
@@ -1317,13 +1287,7 @@
               <w:rPr>
                 <w:rFonts w:ascii="Arial" w:hAnsi="Arial" w:cs="Arial"/>
               </w:rPr>
-              <w:t>almacén del</w:t>
-            </w:r>
-            <w:r>
-              <w:rPr>
-                <w:rFonts w:ascii="Arial" w:hAnsi="Arial" w:cs="Arial"/>
-              </w:rPr>
-              <w:t xml:space="preserve"> </w:t>
+              <w:t xml:space="preserve">almacén del </w:t>
             </w:r>
             <w:r>
               <w:rPr>
@@ -1446,13 +1410,7 @@
               <w:rPr>
                 <w:rFonts w:ascii="Arial" w:hAnsi="Arial" w:cs="Arial"/>
               </w:rPr>
-              <w:t>almacén del</w:t>
-            </w:r>
-            <w:r>
-              <w:rPr>
-                <w:rFonts w:ascii="Arial" w:hAnsi="Arial" w:cs="Arial"/>
-              </w:rPr>
-              <w:t xml:space="preserve"> </w:t>
+              <w:t xml:space="preserve">almacén del </w:t>
             </w:r>
             <w:r>
               <w:rPr>
@@ -1581,13 +1539,7 @@
               <w:rPr>
                 <w:rFonts w:ascii="Arial" w:hAnsi="Arial" w:cs="Arial"/>
               </w:rPr>
-              <w:t>almacén del</w:t>
-            </w:r>
-            <w:r>
-              <w:rPr>
-                <w:rFonts w:ascii="Arial" w:hAnsi="Arial" w:cs="Arial"/>
-              </w:rPr>
-              <w:t xml:space="preserve"> </w:t>
+              <w:t xml:space="preserve">almacén del </w:t>
             </w:r>
             <w:r>
               <w:rPr>
@@ -10362,6 +10314,24 @@
                 <w:rFonts w:ascii="Arial" w:hAnsi="Arial" w:cs="Arial"/>
               </w:rPr>
             </w:pPr>
+            <w:r>
+              <w:rPr>
+                <w:rFonts w:ascii="Arial" w:hAnsi="Arial" w:cs="Arial"/>
+              </w:rPr>
+              <w:t xml:space="preserve">El cronograma del proyecto se encuentra detallado en el documento </w:t>
+            </w:r>
+            <w:r>
+              <w:rPr>
+                <w:rFonts w:ascii="Arial" w:hAnsi="Arial" w:cs="Arial"/>
+              </w:rPr>
+              <w:t>SRICA_008_000</w:t>
+            </w:r>
+            <w:r>
+              <w:rPr>
+                <w:rFonts w:ascii="Arial" w:hAnsi="Arial" w:cs="Arial"/>
+              </w:rPr>
+              <w:t>.</w:t>
+            </w:r>
           </w:p>
         </w:tc>
       </w:tr>
@@ -10552,6 +10522,26 @@
                 <w:rFonts w:ascii="Arial" w:hAnsi="Arial" w:cs="Arial"/>
               </w:rPr>
             </w:pPr>
+            <w:r>
+              <w:rPr>
+                <w:rFonts w:ascii="Arial" w:hAnsi="Arial" w:cs="Arial"/>
+              </w:rPr>
+              <w:t xml:space="preserve">Gladys </w:t>
+            </w:r>
+            <w:proofErr w:type="spellStart"/>
+            <w:r>
+              <w:rPr>
+                <w:rFonts w:ascii="Arial" w:hAnsi="Arial" w:cs="Arial"/>
+              </w:rPr>
+              <w:t>Caljaro</w:t>
+            </w:r>
+            <w:proofErr w:type="spellEnd"/>
+            <w:r>
+              <w:rPr>
+                <w:rFonts w:ascii="Arial" w:hAnsi="Arial" w:cs="Arial"/>
+              </w:rPr>
+              <w:t xml:space="preserve"> Quiroz</w:t>
+            </w:r>
           </w:p>
         </w:tc>
         <w:tc>
@@ -10587,6 +10577,12 @@
                 <w:rFonts w:ascii="Arial" w:hAnsi="Arial" w:cs="Arial"/>
               </w:rPr>
             </w:pPr>
+            <w:r>
+              <w:rPr>
+                <w:rFonts w:ascii="Arial" w:hAnsi="Arial" w:cs="Arial"/>
+              </w:rPr>
+              <w:t>Jefe de Tesorería</w:t>
+            </w:r>
           </w:p>
         </w:tc>
       </w:tr>
@@ -10604,6 +10600,12 @@
                 <w:rFonts w:ascii="Arial" w:hAnsi="Arial" w:cs="Arial"/>
               </w:rPr>
             </w:pPr>
+            <w:r>
+              <w:rPr>
+                <w:rFonts w:ascii="Arial" w:hAnsi="Arial" w:cs="Arial"/>
+              </w:rPr>
+              <w:t>Rolando Álvarez Cusi</w:t>
+            </w:r>
           </w:p>
         </w:tc>
         <w:tc>
@@ -10639,58 +10641,12 @@
                 <w:rFonts w:ascii="Arial" w:hAnsi="Arial" w:cs="Arial"/>
               </w:rPr>
             </w:pPr>
-          </w:p>
-        </w:tc>
-      </w:tr>
-      <w:tr>
-        <w:tc>
-          <w:tcPr>
-            <w:tcW w:w="3184" w:type="dxa"/>
-            <w:gridSpan w:val="2"/>
-          </w:tcPr>
-          <w:p>
-            <w:pPr>
-              <w:spacing w:line="360" w:lineRule="auto"/>
-              <w:jc w:val="center"/>
-              <w:rPr>
-                <w:rFonts w:ascii="Arial" w:hAnsi="Arial" w:cs="Arial"/>
-              </w:rPr>
-            </w:pPr>
-          </w:p>
-        </w:tc>
-        <w:tc>
-          <w:tcPr>
-            <w:tcW w:w="3048" w:type="dxa"/>
-            <w:gridSpan w:val="5"/>
-          </w:tcPr>
-          <w:p>
-            <w:pPr>
-              <w:spacing w:line="360" w:lineRule="auto"/>
-              <w:jc w:val="center"/>
-              <w:rPr>
-                <w:rFonts w:ascii="Arial" w:hAnsi="Arial" w:cs="Arial"/>
-              </w:rPr>
-            </w:pPr>
-            <w:r>
-              <w:rPr>
-                <w:rFonts w:ascii="Arial" w:hAnsi="Arial" w:cs="Arial"/>
-              </w:rPr>
-              <w:t>Gobierno Regional de Tacna</w:t>
-            </w:r>
-          </w:p>
-        </w:tc>
-        <w:tc>
-          <w:tcPr>
-            <w:tcW w:w="1978" w:type="dxa"/>
-          </w:tcPr>
-          <w:p>
-            <w:pPr>
-              <w:spacing w:line="360" w:lineRule="auto"/>
-              <w:jc w:val="center"/>
-              <w:rPr>
-                <w:rFonts w:ascii="Arial" w:hAnsi="Arial" w:cs="Arial"/>
-              </w:rPr>
-            </w:pPr>
+            <w:r>
+              <w:rPr>
+                <w:rFonts w:ascii="Arial" w:hAnsi="Arial" w:cs="Arial"/>
+              </w:rPr>
+              <w:t>Jefe de OTI</w:t>
+            </w:r>
           </w:p>
         </w:tc>
       </w:tr>
@@ -11003,6 +10959,26 @@
                 <w:rFonts w:ascii="Arial" w:hAnsi="Arial" w:cs="Arial"/>
               </w:rPr>
             </w:pPr>
+            <w:r>
+              <w:rPr>
+                <w:rFonts w:ascii="Arial" w:hAnsi="Arial" w:cs="Arial"/>
+              </w:rPr>
+              <w:t xml:space="preserve">Gladys </w:t>
+            </w:r>
+            <w:proofErr w:type="spellStart"/>
+            <w:r>
+              <w:rPr>
+                <w:rFonts w:ascii="Arial" w:hAnsi="Arial" w:cs="Arial"/>
+              </w:rPr>
+              <w:t>Caljaro</w:t>
+            </w:r>
+            <w:proofErr w:type="spellEnd"/>
+            <w:r>
+              <w:rPr>
+                <w:rFonts w:ascii="Arial" w:hAnsi="Arial" w:cs="Arial"/>
+              </w:rPr>
+              <w:t xml:space="preserve"> Quiroz</w:t>
+            </w:r>
           </w:p>
           <w:p>
             <w:pPr>
@@ -11018,6 +10994,12 @@
               </w:rPr>
               <w:t xml:space="preserve">DNI: </w:t>
             </w:r>
+            <w:r>
+              <w:rPr>
+                <w:rFonts w:ascii="Arial" w:hAnsi="Arial" w:cs="Arial"/>
+              </w:rPr>
+              <w:t>41667012</w:t>
+            </w:r>
           </w:p>
           <w:p>
             <w:pPr>
@@ -11032,6 +11014,20 @@
                 <w:rFonts w:ascii="Arial" w:hAnsi="Arial" w:cs="Arial"/>
               </w:rPr>
               <w:t xml:space="preserve">Cargo: </w:t>
+            </w:r>
+            <w:proofErr w:type="gramStart"/>
+            <w:r>
+              <w:rPr>
+                <w:rFonts w:ascii="Arial" w:hAnsi="Arial" w:cs="Arial"/>
+              </w:rPr>
+              <w:t>Jefe</w:t>
+            </w:r>
+            <w:proofErr w:type="gramEnd"/>
+            <w:r>
+              <w:rPr>
+                <w:rFonts w:ascii="Arial" w:hAnsi="Arial" w:cs="Arial"/>
+              </w:rPr>
+              <w:t xml:space="preserve"> de Tesorería</w:t>
             </w:r>
           </w:p>
         </w:tc>
@@ -11050,11 +11046,19 @@
                 <w:rFonts w:ascii="Arial" w:hAnsi="Arial" w:cs="Arial"/>
               </w:rPr>
             </w:pPr>
-            <w:r>
-              <w:rPr>
-                <w:rFonts w:ascii="Arial" w:hAnsi="Arial" w:cs="Arial"/>
-              </w:rPr>
-              <w:lastRenderedPageBreak/>
+          </w:p>
+          <w:p>
+            <w:pPr>
+              <w:spacing w:after="240" w:line="360" w:lineRule="auto"/>
+              <w:jc w:val="center"/>
+              <w:rPr>
+                <w:rFonts w:ascii="Arial" w:hAnsi="Arial" w:cs="Arial"/>
+              </w:rPr>
+            </w:pPr>
+            <w:r>
+              <w:rPr>
+                <w:rFonts w:ascii="Arial" w:hAnsi="Arial" w:cs="Arial"/>
+              </w:rPr>
               <w:t>____________________________</w:t>
             </w:r>
           </w:p>
@@ -11066,6 +11070,12 @@
                 <w:rFonts w:ascii="Arial" w:hAnsi="Arial" w:cs="Arial"/>
               </w:rPr>
             </w:pPr>
+            <w:r>
+              <w:rPr>
+                <w:rFonts w:ascii="Arial" w:hAnsi="Arial" w:cs="Arial"/>
+              </w:rPr>
+              <w:t>Rolando Álvarez Cusi</w:t>
+            </w:r>
           </w:p>
           <w:p>
             <w:pPr>
@@ -11081,6 +11091,12 @@
               </w:rPr>
               <w:t xml:space="preserve">DNI: </w:t>
             </w:r>
+            <w:r>
+              <w:rPr>
+                <w:rFonts w:ascii="Arial" w:hAnsi="Arial" w:cs="Arial"/>
+              </w:rPr>
+              <w:t>23984972</w:t>
+            </w:r>
           </w:p>
           <w:p>
             <w:pPr>
@@ -11095,6 +11111,26 @@
                 <w:rFonts w:ascii="Arial" w:hAnsi="Arial" w:cs="Arial"/>
               </w:rPr>
               <w:t>Cargo:</w:t>
+            </w:r>
+            <w:r>
+              <w:rPr>
+                <w:rFonts w:ascii="Arial" w:hAnsi="Arial" w:cs="Arial"/>
+              </w:rPr>
+              <w:t xml:space="preserve"> </w:t>
+            </w:r>
+            <w:proofErr w:type="gramStart"/>
+            <w:r>
+              <w:rPr>
+                <w:rFonts w:ascii="Arial" w:hAnsi="Arial" w:cs="Arial"/>
+              </w:rPr>
+              <w:t>Jefe</w:t>
+            </w:r>
+            <w:proofErr w:type="gramEnd"/>
+            <w:r>
+              <w:rPr>
+                <w:rFonts w:ascii="Arial" w:hAnsi="Arial" w:cs="Arial"/>
+              </w:rPr>
+              <w:t xml:space="preserve"> de OTI</w:t>
             </w:r>
           </w:p>
         </w:tc>
@@ -11111,51 +11147,6 @@
                 <w:rFonts w:ascii="Arial" w:hAnsi="Arial" w:cs="Arial"/>
               </w:rPr>
             </w:pPr>
-            <w:r>
-              <w:rPr>
-                <w:rFonts w:ascii="Arial" w:hAnsi="Arial" w:cs="Arial"/>
-              </w:rPr>
-              <w:t>____________________________</w:t>
-            </w:r>
-          </w:p>
-          <w:p>
-            <w:pPr>
-              <w:spacing w:after="240" w:line="360" w:lineRule="auto"/>
-              <w:jc w:val="center"/>
-              <w:rPr>
-                <w:rFonts w:ascii="Arial" w:hAnsi="Arial" w:cs="Arial"/>
-              </w:rPr>
-            </w:pPr>
-          </w:p>
-          <w:p>
-            <w:pPr>
-              <w:spacing w:after="240" w:line="360" w:lineRule="auto"/>
-              <w:jc w:val="center"/>
-              <w:rPr>
-                <w:rFonts w:ascii="Arial" w:hAnsi="Arial" w:cs="Arial"/>
-              </w:rPr>
-            </w:pPr>
-            <w:r>
-              <w:rPr>
-                <w:rFonts w:ascii="Arial" w:hAnsi="Arial" w:cs="Arial"/>
-              </w:rPr>
-              <w:t xml:space="preserve">DNI: </w:t>
-            </w:r>
-          </w:p>
-          <w:p>
-            <w:pPr>
-              <w:spacing w:after="240" w:line="360" w:lineRule="auto"/>
-              <w:jc w:val="center"/>
-              <w:rPr>
-                <w:rFonts w:ascii="Arial" w:hAnsi="Arial" w:cs="Arial"/>
-              </w:rPr>
-            </w:pPr>
-            <w:r>
-              <w:rPr>
-                <w:rFonts w:ascii="Arial" w:hAnsi="Arial" w:cs="Arial"/>
-              </w:rPr>
-              <w:t>Cargo:</w:t>
-            </w:r>
           </w:p>
         </w:tc>
       </w:tr>
